--- a/klagomål/A 27575-2025 FSC-klagomål.docx
+++ b/klagomål/A 27575-2025 FSC-klagomål.docx
@@ -905,7 +905,7 @@
     <w:r>
       <w:tab/>
       <w:tab/>
-      <w:t>2026-06-15</w:t>
+      <w:t>2026-06-16</w:t>
       <w:br/>
       <w:br/>
     </w:r>

--- a/klagomål/A 27575-2025 FSC-klagomål.docx
+++ b/klagomål/A 27575-2025 FSC-klagomål.docx
@@ -905,7 +905,7 @@
     <w:r>
       <w:tab/>
       <w:tab/>
-      <w:t>2026-06-16</w:t>
+      <w:t>2026-06-17</w:t>
       <w:br/>
       <w:br/>
     </w:r>

--- a/klagomål/A 27575-2025 FSC-klagomål.docx
+++ b/klagomål/A 27575-2025 FSC-klagomål.docx
@@ -1,6 +1,6 @@
 
 <file path=word/document.xml><?xml version="1.0" encoding="utf-8"?>
-<w:document xmlns:wpc="http://schemas.microsoft.com/office/word/2010/wordprocessingCanvas" xmlns:cx="http://schemas.microsoft.com/office/drawing/2014/chartex" xmlns:cx1="http://schemas.microsoft.com/office/drawing/2015/9/8/chartex" xmlns:cx2="http://schemas.microsoft.com/office/drawing/2015/10/21/chartex" xmlns:cx3="http://schemas.microsoft.com/office/drawing/2016/5/9/chartex" xmlns:cx4="http://schemas.microsoft.com/office/drawing/2016/5/10/chartex" xmlns:cx5="http://schemas.microsoft.com/office/drawing/2016/5/11/chartex" xmlns:cx6="http://schemas.microsoft.com/office/drawing/2016/5/12/chartex" xmlns:cx7="http://schemas.microsoft.com/office/drawing/2016/5/13/chartex" xmlns:cx8="http://schemas.microsoft.com/office/drawing/2016/5/14/chartex" xmlns:mc="http://schemas.openxmlformats.org/markup-compatibility/2006" xmlns:aink="http://schemas.microsoft.com/office/drawing/2016/ink" xmlns:am3d="http://schemas.microsoft.com/office/drawing/2017/model3d" xmlns:o="urn:schemas-microsoft-com:office:office" xmlns:oel="http://schemas.microsoft.com/office/2019/extlst" xmlns:r="http://schemas.openxmlformats.org/officeDocument/2006/relationships" xmlns:m="http://schemas.openxmlformats.org/officeDocument/2006/math" xmlns:v="urn:schemas-microsoft-com:vml" xmlns:wp14="http://schemas.microsoft.com/office/word/2010/wordprocessingDrawing" xmlns:wp="http://schemas.openxmlformats.org/drawingml/2006/wordprocessingDrawing" xmlns:w10="urn:schemas-microsoft-com:office:word" xmlns:w="http://schemas.openxmlformats.org/wordprocessingml/2006/main" xmlns:w14="http://schemas.microsoft.com/office/word/2010/wordml" xmlns:w15="http://schemas.microsoft.com/office/word/2012/wordml" xmlns:w16cex="http://schemas.microsoft.com/office/word/2018/wordml/cex" xmlns:w16cid="http://schemas.microsoft.com/office/word/2016/wordml/cid" xmlns:w16="http://schemas.microsoft.com/office/word/2018/wordml" xmlns:w16sdtdh="http://schemas.microsoft.com/office/word/2020/wordml/sdtdatahash" xmlns:w16se="http://schemas.microsoft.com/office/word/2015/wordml/symex" xmlns:wpg="http://schemas.microsoft.com/office/word/2010/wordprocessingGroup" xmlns:wpi="http://schemas.microsoft.com/office/word/2010/wordprocessingInk" xmlns:wne="http://schemas.microsoft.com/office/word/2006/wordml" xmlns:wps="http://schemas.microsoft.com/office/word/2010/wordprocessingShape" mc:Ignorable="w14 w15 w16se w16cid w16 w16cex w16sdtdh wp14">
+<w:document xmlns:wpc="http://schemas.microsoft.com/office/word/2010/wordprocessingCanvas" xmlns:cx="http://schemas.microsoft.com/office/drawing/2014/chartex" xmlns:cx1="http://schemas.microsoft.com/office/drawing/2015/9/8/chartex" xmlns:cx2="http://schemas.microsoft.com/office/drawing/2015/10/21/chartex" xmlns:cx3="http://schemas.microsoft.com/office/drawing/2016/5/9/chartex" xmlns:cx4="http://schemas.microsoft.com/office/drawing/2016/5/10/chartex" xmlns:cx5="http://schemas.microsoft.com/office/drawing/2016/5/11/chartex" xmlns:cx6="http://schemas.microsoft.com/office/drawing/2016/5/12/chartex" xmlns:cx7="http://schemas.microsoft.com/office/drawing/2016/5/13/chartex" xmlns:cx8="http://schemas.microsoft.com/office/drawing/2016/5/14/chartex" xmlns:mc="http://schemas.openxmlformats.org/markup-compatibility/2006" xmlns:aink="http://schemas.microsoft.com/office/drawing/2016/ink" xmlns:am3d="http://schemas.microsoft.com/office/drawing/2017/model3d" xmlns:o="urn:schemas-microsoft-com:office:office" xmlns:oel="http://schemas.microsoft.com/office/2019/extlst" xmlns:r="http://schemas.openxmlformats.org/officeDocument/2006/relationships" xmlns:m="http://schemas.openxmlformats.org/officeDocument/2006/math" xmlns:v="urn:schemas-microsoft-com:vml" xmlns:wp14="http://schemas.microsoft.com/office/word/2010/wordprocessingDrawing" xmlns:wp="http://schemas.openxmlformats.org/drawingml/2006/wordprocessingDrawing" xmlns:w10="urn:schemas-microsoft-com:office:word" xmlns:w="http://schemas.openxmlformats.org/wordprocessingml/2006/main" xmlns:w14="http://schemas.microsoft.com/office/word/2010/wordml" xmlns:w15="http://schemas.microsoft.com/office/word/2012/wordml" xmlns:w16cex="http://schemas.microsoft.com/office/word/2018/wordml/cex" xmlns:w16cid="http://schemas.microsoft.com/office/word/2016/wordml/cid" xmlns:w16="http://schemas.microsoft.com/office/word/2018/wordml" xmlns:w16du="http://schemas.microsoft.com/office/word/2023/wordml/word16du" xmlns:w16sdtdh="http://schemas.microsoft.com/office/word/2020/wordml/sdtdatahash" xmlns:w16sdtfl="http://schemas.microsoft.com/office/word/2024/wordml/sdtformatlock" xmlns:w16se="http://schemas.microsoft.com/office/word/2015/wordml/symex" xmlns:wpg="http://schemas.microsoft.com/office/word/2010/wordprocessingGroup" xmlns:wpi="http://schemas.microsoft.com/office/word/2010/wordprocessingInk" xmlns:wne="http://schemas.microsoft.com/office/word/2006/wordml" xmlns:wps="http://schemas.microsoft.com/office/word/2010/wordprocessingShape" mc:Ignorable="w14 w15 w16se w16cid w16 w16cex w16sdtdh w16sdtfl w16du wp14">
   <w:body>
     <w:p>
       <w:r>
@@ -168,7 +168,7 @@
     </w:p>
     <w:p>
       <w:r>
-        <w:t>Detta dokument behandlar höga naturvärden i avverkningsanmälan A 27575-2025 i Bergs kommun. Denna avverkningsanmälan inkom 2025-06-05 11:46:48 och omfattar 4,6 ha.</w:t>
+        <w:t>Detta dokument behandlar höga naturvärden i avverkningsanmälan A 27575-2025 i Bergs kommun som inkom 2025-06-05 och omfattar 4,6 ha.</w:t>
       </w:r>
     </w:p>
     <w:p>
@@ -191,12 +191,15 @@
     </w:p>
     <w:p>
       <w:r>
-        <w:t>I avverkningsanmälan har följande 5 naturvårdsarter hittats: blanksvart spiklav (NT), blågrå svartspik (NT), kolflarnlav (NT), talltita (NT, §4) och vedflamlav (NT). Av dessa är 5 rödlistade. För rödlistade arter har rödlistekategorin angivits inom parentes. För fridlysta arter anges även paragrafen i Artskyddsförordningen som arten är fridlyst enligt.</w:t>
+        <w:t>I och inom 7 meter från avverkningsanmälan har följande 7 naturvårdsarter hittats: blanksvart spiklav (NT), blågrå svartspik (NT), dvärgbägarlav (NT, T), kolflarnlav (NT, T), talltita (NT, §4), vedflamlav (NT) och bårdlav (S, T). Av dessa är 6 rödlistade. För rödlistade arter har rödlistekategorin angivits inom parentes. Arter som är signalarter enligt Skogsstyrelsen har markerats med (S). Typiska arter inom Natura 2000 som är kopplade till skogsekosystem har markerats med (T). För fridlysta arter anges även paragrafen i Artskyddsförordningen som arten är fridlyst enligt.</w:t>
       </w:r>
     </w:p>
     <w:p>
       <w:r>
-        <w:t>De påträffade naturvårdsarterna är ett tydligt kvitto på att detta rör sig om en skog med höga naturvärden. I Figur 1 visas en karta över det avverkningsanmälda området, där samtliga fyndplatser för naturvårdsarter som finns registrerade på Artportalen har markerats.</w:t>
+        <w:t>De påträffade naturvårdsarterna är ett tydligt kvitto på att det rör sig om en skog med höga naturvärden.</w:t>
+      </w:r>
+      <w:r>
+        <w:t xml:space="preserve"> I Figur 1 visas fyndplatser för naturvårdsarter i området, som finns registrerade på Artportalen.</w:t>
       </w:r>
     </w:p>
     <w:p>
@@ -206,7 +209,7 @@
       <w:r>
         <w:drawing>
           <wp:inline xmlns:a="http://schemas.openxmlformats.org/drawingml/2006/main" xmlns:pic="http://schemas.openxmlformats.org/drawingml/2006/picture">
-            <wp:extent cx="5486400" cy="3703494"/>
+            <wp:extent cx="5486400" cy="4839721"/>
             <wp:docPr id="1" name="Picture 1"/>
             <wp:cNvGraphicFramePr>
               <a:graphicFrameLocks noChangeAspect="1"/>
@@ -227,7 +230,7 @@
                   <pic:spPr>
                     <a:xfrm>
                       <a:off x="0" y="0"/>
-                      <a:ext cx="5486400" cy="3703494"/>
+                      <a:ext cx="5486400" cy="4839721"/>
                     </a:xfrm>
                     <a:prstGeom prst="rect"/>
                   </pic:spPr>
@@ -241,9 +244,61 @@
     <w:p>
       <w:pPr>
         <w:pStyle w:val="Caption"/>
+        <w:spacing w:after="240"/>
       </w:pPr>
       <w:r>
-        <w:t>Figur 1. Fyndplatser för naturvårdsarter i det avverkningsanmälda området (röd linje). Markörer utan svart kant är placerade på fyndplatsen. Markörer med svart kant är placerade vid sidan av fyndplatsen och har ett svart streck som visar fyndplatsens exakta position. Kartans mittpunktskoordinat är N 6971320, E 416789 i SWEREF 99 TM.</w:t>
+        <w:t>Figur 1. Fyndplatser för naturvårdsarter i och inom 7 meter från avverkningsanmälan (röd linje). Markörer utan svart kant är placerade på fyndplatsen. Markörer med svart kant är placerade vid sidan av fyndplatsen och har ett svart streck som visar fyndplatsens exakta position. Kartans mittpunktskoordinat är N 6971320, E 416789 i SWEREF 99 TM.</w:t>
+      </w:r>
+    </w:p>
+    <w:p>
+      <w:pPr>
+        <w:pStyle w:val="Heading2"/>
+      </w:pPr>
+      <w:r>
+        <w:t>Fridlysta arter</w:t>
+      </w:r>
+    </w:p>
+    <w:p>
+      <w:r>
+        <w:t>Följande fridlysta arter har sina livsmiljöer och växtplatser i den avverkningsanmälda skogen: talltita (NT, §4).</w:t>
+      </w:r>
+    </w:p>
+    <w:p>
+      <w:r>
+        <w:t xml:space="preserve">Observera att medlemsländerna är skyldiga att agera i enlighet med EU:s fågeldirektiv där det uttryckligen står att direktivet gäller för fåglar samt för deras ägg, bon och </w:t>
+      </w:r>
+      <w:r>
+        <w:rPr>
+          <w:b/>
+        </w:rPr>
+        <w:t xml:space="preserve">livsmiljöer </w:t>
+      </w:r>
+      <w:r>
+        <w:t>(artikel 1). Vidare att de åtgärder som vidtas inte får leda till en försämring av den nuvarande situationen beträffande bevarandet av de fågelarter som avses i artikel 1 (artikel 13). Fågeldirektivet är styrande för tillsynsansvariga myndigheters ärendehantering, ställningstaganden och beslutsfattande.</w:t>
+      </w:r>
+    </w:p>
+    <w:p>
+      <w:r>
+        <w:rPr>
+          <w:b/>
+        </w:rPr>
+        <w:t>Talltita (NT, §4)</w:t>
+      </w:r>
+      <w:r>
+        <w:t>, rödlistad som nära hotad och prioriterad art i Skogsvårdslagen, har häckningsrevir i anmälan. Arten har minskat kraftigt de senaste 30 åren och minskningstakten innevarande 10-årsperiod beräknas till 20 (10–30) %. Talltitan är synnerligen trogen sitt cirka 15 hektar stora revir och är beroende av flerskiktade olikåldriga skogar för att kunna föda upp sina ungar. Talltitan försvinner om dess livsmiljö kalavverkas (Eggers &amp; Low, 2014; Ekman, 1979; Griesser et al, 2007; Klein, 2020; Siffczyk et al, 2003; SLU Artdatabanken, 2021).</w:t>
+      </w:r>
+    </w:p>
+    <w:p>
+      <w:r>
+        <w:t>I BILAGA 1 finns mer detaljerad information om ekologi samt krav på livsmiljö hos fridlysta arter.</w:t>
+      </w:r>
+    </w:p>
+    <w:p>
+      <w:pPr>
+        <w:pStyle w:val="Heading2"/>
+      </w:pPr>
+      <w:r>
+        <w:t>Övriga naturvårdsarter</w:t>
       </w:r>
     </w:p>
     <w:p>
@@ -266,6 +321,73 @@
       </w:r>
       <w:r>
         <w:t xml:space="preserve"> växer på torr, hård ved av gamla, solbelysta torrakor, högstubbar av tall och grova döda grenar på levande tallar i öppna bestånd av naturskogskaraktär. Nästan alltid rör det sig om tjärrika torrträd och högstubbar (töreved, keloträd) som kan vara en bra bit över hundra år, i vissa fall sannolikt hundratals år gamla. Skogsbruk är idag det allvarligaste hotet. Ett långsiktigt hot är att nybildningen av gamla torrakor och högstubbar är en långsam process vilken ofta är beroende av skogsbrand. Nytt substrat bildas numera sannolikt nästan inte alls då antalet naturliga skogsbränder har minskat drastiskt på grund av effektivare brandbekämpning. Döda träd som lämnas efter avverkning är inte lämpliga för arten, eftersom dessa träd inte varit utsatta för skogsbrand och bildat tjärrik ved. Skogsbruksåtgärder på eller i närheten av växtplatserna bör undvikas. Naturskogsartade skogar med förekomst av arten indikerar höga biologiska värden och bör bevaras. Blågrå svartspik har en mycket begränsad utbredning utanför de nordiska länderna varför dessa länder har ett speciellt ansvar för arten (SLU Artdatabanken, 2024).</w:t>
+      </w:r>
+    </w:p>
+    <w:p>
+      <w:r>
+        <w:rPr>
+          <w:b/>
+        </w:rPr>
+        <w:t>Bårdlav</w:t>
+      </w:r>
+      <w:r>
+        <w:t xml:space="preserve"> signalerar miljöer med höga naturvärden och på lokalerna finns vanligtvis många andra ovanliga och rödlistade arter. Den visar även på platser med hög och jämn luftfuktighet. På bårdlav och andra njurlavar (Nephroma) kan de sällsynta parasiterna </w:t>
+      </w:r>
+      <w:r>
+        <w:rPr>
+          <w:i/>
+        </w:rPr>
+        <w:t xml:space="preserve">Protounguicularia nephromatis </w:t>
+      </w:r>
+      <w:r>
+        <w:t xml:space="preserve">(VU) och </w:t>
+      </w:r>
+      <w:r>
+        <w:rPr>
+          <w:i/>
+        </w:rPr>
+        <w:t xml:space="preserve">Tremella nephromatis </w:t>
+      </w:r>
+      <w:r>
+        <w:t xml:space="preserve">(DD) påträffas. Bårdlav är typisk art för </w:t>
+      </w:r>
+      <w:r>
+        <w:rPr>
+          <w:i/>
+        </w:rPr>
+        <w:t xml:space="preserve">9010 Taiga, 9020 Nordlig ädellövskog, 9070 Trädklädd betesmark, 9110 Näringsfattig bokskog, 9160 Näringsrik ekskog, 9180 Ädellövskog i branter </w:t>
+      </w:r>
+      <w:r>
+        <w:t>och</w:t>
+      </w:r>
+      <w:r>
+        <w:rPr>
+          <w:i/>
+        </w:rPr>
+        <w:t xml:space="preserve"> 9190 Näringsfattig ekskog</w:t>
+      </w:r>
+      <w:r>
+        <w:t xml:space="preserve"> (SLU Artdatabanken, 2026; Nitare &amp; Skogsstyrelsen, 2019).</w:t>
+      </w:r>
+    </w:p>
+    <w:p>
+      <w:r>
+        <w:rPr>
+          <w:b/>
+        </w:rPr>
+        <w:t>Dvärgbägarlav (NT)</w:t>
+      </w:r>
+      <w:r>
+        <w:t xml:space="preserve"> förekommer över hela Sverige på gammal hård ved, huvudsakligen på tall men i södra Sverige även på ek. Veden utgörs framförallt av grova stubbar, lågor och grenar. Substratet har blivit sällsyntare och nybildning av substrat sker bara i begränsad omfattning. Arten hotas av att grova lågor blir allt sällsyntare i dagens kulturskogar samt att nybildningen av lämpliga substrat går mycket långsamt. En riklig tillgång på gamla tall- eller eklågor måste säkerställas på artens lokaler. Dvärgbägarlav är typisk art för </w:t>
+      </w:r>
+      <w:r>
+        <w:rPr>
+          <w:i/>
+        </w:rPr>
+        <w:t>9010 Taiga</w:t>
+      </w:r>
+      <w:r>
+        <w:t xml:space="preserve"> (SLU Artdatabanken, 2024; Nitare &amp; Skogsstyrelsen, 2019).</w:t>
       </w:r>
     </w:p>
     <w:p>
@@ -313,49 +435,6 @@
         <w:pStyle w:val="Heading1"/>
       </w:pPr>
       <w:r>
-        <w:t>Fridlysta arter</w:t>
-      </w:r>
-    </w:p>
-    <w:p>
-      <w:r>
-        <w:t>Följande fridlysta arter har sina livsmiljöer och växtplatser i den avverkningsanmälda skogen: talltita (NT, §4).</w:t>
-      </w:r>
-    </w:p>
-    <w:p>
-      <w:r>
-        <w:t xml:space="preserve">Observera att medlemsländerna är skyldiga att agera i enlighet med EU:s fågeldirektiv där det uttryckligen står att direktivet gäller för fåglar samt för deras ägg, bon och </w:t>
-      </w:r>
-      <w:r>
-        <w:rPr>
-          <w:b/>
-        </w:rPr>
-        <w:t xml:space="preserve">livsmiljöer </w:t>
-      </w:r>
-      <w:r>
-        <w:t>(artikel 1). Vidare att de åtgärder som vidtas inte får leda till en försämring av den nuvarande situationen beträffande bevarandet av de fågelarter som avses i artikel 1 (artikel 13). Fågeldirektivet är styrande för tillsynsansvariga myndigheters ärendehantering, ställningstaganden och beslutsfattande.</w:t>
-      </w:r>
-    </w:p>
-    <w:p>
-      <w:r>
-        <w:rPr>
-          <w:b/>
-        </w:rPr>
-        <w:t>Talltita (NT, §4)</w:t>
-      </w:r>
-      <w:r>
-        <w:t>, rödlistad som nära hotad och prioriterad art i Skogsvårdslagen, har häckningsrevir i anmälan. Arten har minskat kraftigt de senaste 30 åren och minskningstakten innevarande 10-årsperiod beräknas till 20 (10–30) %. Talltitan är synnerligen trogen sitt cirka 15 hektar stora revir och är beroende av flerskiktade olikåldriga skogar för att kunna föda upp sina ungar. Talltitan försvinner om dess livsmiljö kalavverkas (Eggers &amp; Low, 2014; Ekman, 1979; Griesser et al, 2007; Klein, 2020; Siffczyk et al, 2003; SLU Artdatabanken, 2021).</w:t>
-      </w:r>
-    </w:p>
-    <w:p>
-      <w:r>
-        <w:t>I BILAGA 1 finns mer detaljerad information om ekologi samt krav på livsmiljö hos fridlysta arter.</w:t>
-      </w:r>
-    </w:p>
-    <w:p>
-      <w:pPr>
-        <w:pStyle w:val="Heading1"/>
-      </w:pPr>
-      <w:r>
         <w:t>Certifiering</w:t>
       </w:r>
     </w:p>
@@ -457,7 +536,7 @@
         <w:rPr>
           <w:i/>
         </w:rPr>
-        <w:t>I det avverkningsanmälda skogsområdet har 5 naturvårdsarter varav 5 rödlistade arter sina livsmiljöer och växtplatser.</w:t>
+        <w:t>I det avverkningsanmälda skogsområdet har 7 naturvårdsarter varav 6 rödlistade arter sina livsmiljöer och växtplatser.</w:t>
       </w:r>
     </w:p>
     <w:p>
@@ -795,7 +874,7 @@
 </file>
 
 <file path=word/endnotes.xml><?xml version="1.0" encoding="utf-8"?>
-<w:endnotes xmlns:wpc="http://schemas.microsoft.com/office/word/2010/wordprocessingCanvas" xmlns:cx="http://schemas.microsoft.com/office/drawing/2014/chartex" xmlns:cx1="http://schemas.microsoft.com/office/drawing/2015/9/8/chartex" xmlns:cx2="http://schemas.microsoft.com/office/drawing/2015/10/21/chartex" xmlns:cx3="http://schemas.microsoft.com/office/drawing/2016/5/9/chartex" xmlns:cx4="http://schemas.microsoft.com/office/drawing/2016/5/10/chartex" xmlns:cx5="http://schemas.microsoft.com/office/drawing/2016/5/11/chartex" xmlns:cx6="http://schemas.microsoft.com/office/drawing/2016/5/12/chartex" xmlns:cx7="http://schemas.microsoft.com/office/drawing/2016/5/13/chartex" xmlns:cx8="http://schemas.microsoft.com/office/drawing/2016/5/14/chartex" xmlns:mc="http://schemas.openxmlformats.org/markup-compatibility/2006" xmlns:aink="http://schemas.microsoft.com/office/drawing/2016/ink" xmlns:am3d="http://schemas.microsoft.com/office/drawing/2017/model3d" xmlns:o="urn:schemas-microsoft-com:office:office" xmlns:oel="http://schemas.microsoft.com/office/2019/extlst" xmlns:r="http://schemas.openxmlformats.org/officeDocument/2006/relationships" xmlns:m="http://schemas.openxmlformats.org/officeDocument/2006/math" xmlns:v="urn:schemas-microsoft-com:vml" xmlns:wp14="http://schemas.microsoft.com/office/word/2010/wordprocessingDrawing" xmlns:wp="http://schemas.openxmlformats.org/drawingml/2006/wordprocessingDrawing" xmlns:w10="urn:schemas-microsoft-com:office:word" xmlns:w="http://schemas.openxmlformats.org/wordprocessingml/2006/main" xmlns:w14="http://schemas.microsoft.com/office/word/2010/wordml" xmlns:w15="http://schemas.microsoft.com/office/word/2012/wordml" xmlns:w16cex="http://schemas.microsoft.com/office/word/2018/wordml/cex" xmlns:w16cid="http://schemas.microsoft.com/office/word/2016/wordml/cid" xmlns:w16="http://schemas.microsoft.com/office/word/2018/wordml" xmlns:w16sdtdh="http://schemas.microsoft.com/office/word/2020/wordml/sdtdatahash" xmlns:w16se="http://schemas.microsoft.com/office/word/2015/wordml/symex" xmlns:wpg="http://schemas.microsoft.com/office/word/2010/wordprocessingGroup" xmlns:wpi="http://schemas.microsoft.com/office/word/2010/wordprocessingInk" xmlns:wne="http://schemas.microsoft.com/office/word/2006/wordml" xmlns:wps="http://schemas.microsoft.com/office/word/2010/wordprocessingShape" mc:Ignorable="w14 w15 w16se w16cid w16 w16cex w16sdtdh wp14">
+<w:endnotes xmlns:wpc="http://schemas.microsoft.com/office/word/2010/wordprocessingCanvas" xmlns:cx="http://schemas.microsoft.com/office/drawing/2014/chartex" xmlns:cx1="http://schemas.microsoft.com/office/drawing/2015/9/8/chartex" xmlns:cx2="http://schemas.microsoft.com/office/drawing/2015/10/21/chartex" xmlns:cx3="http://schemas.microsoft.com/office/drawing/2016/5/9/chartex" xmlns:cx4="http://schemas.microsoft.com/office/drawing/2016/5/10/chartex" xmlns:cx5="http://schemas.microsoft.com/office/drawing/2016/5/11/chartex" xmlns:cx6="http://schemas.microsoft.com/office/drawing/2016/5/12/chartex" xmlns:cx7="http://schemas.microsoft.com/office/drawing/2016/5/13/chartex" xmlns:cx8="http://schemas.microsoft.com/office/drawing/2016/5/14/chartex" xmlns:mc="http://schemas.openxmlformats.org/markup-compatibility/2006" xmlns:aink="http://schemas.microsoft.com/office/drawing/2016/ink" xmlns:am3d="http://schemas.microsoft.com/office/drawing/2017/model3d" xmlns:o="urn:schemas-microsoft-com:office:office" xmlns:oel="http://schemas.microsoft.com/office/2019/extlst" xmlns:r="http://schemas.openxmlformats.org/officeDocument/2006/relationships" xmlns:m="http://schemas.openxmlformats.org/officeDocument/2006/math" xmlns:v="urn:schemas-microsoft-com:vml" xmlns:wp14="http://schemas.microsoft.com/office/word/2010/wordprocessingDrawing" xmlns:wp="http://schemas.openxmlformats.org/drawingml/2006/wordprocessingDrawing" xmlns:w10="urn:schemas-microsoft-com:office:word" xmlns:w="http://schemas.openxmlformats.org/wordprocessingml/2006/main" xmlns:w14="http://schemas.microsoft.com/office/word/2010/wordml" xmlns:w15="http://schemas.microsoft.com/office/word/2012/wordml" xmlns:w16cex="http://schemas.microsoft.com/office/word/2018/wordml/cex" xmlns:w16cid="http://schemas.microsoft.com/office/word/2016/wordml/cid" xmlns:w16="http://schemas.microsoft.com/office/word/2018/wordml" xmlns:w16du="http://schemas.microsoft.com/office/word/2023/wordml/word16du" xmlns:w16sdtdh="http://schemas.microsoft.com/office/word/2020/wordml/sdtdatahash" xmlns:w16sdtfl="http://schemas.microsoft.com/office/word/2024/wordml/sdtformatlock" xmlns:w16se="http://schemas.microsoft.com/office/word/2015/wordml/symex" xmlns:wpg="http://schemas.microsoft.com/office/word/2010/wordprocessingGroup" xmlns:wpi="http://schemas.microsoft.com/office/word/2010/wordprocessingInk" xmlns:wne="http://schemas.microsoft.com/office/word/2006/wordml" xmlns:wps="http://schemas.microsoft.com/office/word/2010/wordprocessingShape" mc:Ignorable="w14 w15 w16se w16cid w16 w16cex w16sdtdh w16sdtfl w16du wp14">
   <w:endnote w:type="separator" w:id="-1">
     <w:p>
       <w:pPr>
@@ -820,7 +899,7 @@
 </file>
 
 <file path=word/footer1.xml><?xml version="1.0" encoding="utf-8"?>
-<w:ftr xmlns:wpc="http://schemas.microsoft.com/office/word/2010/wordprocessingCanvas" xmlns:cx="http://schemas.microsoft.com/office/drawing/2014/chartex" xmlns:cx1="http://schemas.microsoft.com/office/drawing/2015/9/8/chartex" xmlns:cx2="http://schemas.microsoft.com/office/drawing/2015/10/21/chartex" xmlns:cx3="http://schemas.microsoft.com/office/drawing/2016/5/9/chartex" xmlns:cx4="http://schemas.microsoft.com/office/drawing/2016/5/10/chartex" xmlns:cx5="http://schemas.microsoft.com/office/drawing/2016/5/11/chartex" xmlns:cx6="http://schemas.microsoft.com/office/drawing/2016/5/12/chartex" xmlns:cx7="http://schemas.microsoft.com/office/drawing/2016/5/13/chartex" xmlns:cx8="http://schemas.microsoft.com/office/drawing/2016/5/14/chartex" xmlns:mc="http://schemas.openxmlformats.org/markup-compatibility/2006" xmlns:aink="http://schemas.microsoft.com/office/drawing/2016/ink" xmlns:am3d="http://schemas.microsoft.com/office/drawing/2017/model3d" xmlns:o="urn:schemas-microsoft-com:office:office" xmlns:oel="http://schemas.microsoft.com/office/2019/extlst" xmlns:r="http://schemas.openxmlformats.org/officeDocument/2006/relationships" xmlns:m="http://schemas.openxmlformats.org/officeDocument/2006/math" xmlns:v="urn:schemas-microsoft-com:vml" xmlns:wp14="http://schemas.microsoft.com/office/word/2010/wordprocessingDrawing" xmlns:wp="http://schemas.openxmlformats.org/drawingml/2006/wordprocessingDrawing" xmlns:w10="urn:schemas-microsoft-com:office:word" xmlns:w="http://schemas.openxmlformats.org/wordprocessingml/2006/main" xmlns:w14="http://schemas.microsoft.com/office/word/2010/wordml" xmlns:w15="http://schemas.microsoft.com/office/word/2012/wordml" xmlns:w16cex="http://schemas.microsoft.com/office/word/2018/wordml/cex" xmlns:w16cid="http://schemas.microsoft.com/office/word/2016/wordml/cid" xmlns:w16="http://schemas.microsoft.com/office/word/2018/wordml" xmlns:w16sdtdh="http://schemas.microsoft.com/office/word/2020/wordml/sdtdatahash" xmlns:w16se="http://schemas.microsoft.com/office/word/2015/wordml/symex" xmlns:wpg="http://schemas.microsoft.com/office/word/2010/wordprocessingGroup" xmlns:wpi="http://schemas.microsoft.com/office/word/2010/wordprocessingInk" xmlns:wne="http://schemas.microsoft.com/office/word/2006/wordml" xmlns:wps="http://schemas.microsoft.com/office/word/2010/wordprocessingShape" mc:Ignorable="w14 w15 w16se w16cid w16 w16cex w16sdtdh wp14">
+<w:ftr xmlns:wpc="http://schemas.microsoft.com/office/word/2010/wordprocessingCanvas" xmlns:cx="http://schemas.microsoft.com/office/drawing/2014/chartex" xmlns:cx1="http://schemas.microsoft.com/office/drawing/2015/9/8/chartex" xmlns:cx2="http://schemas.microsoft.com/office/drawing/2015/10/21/chartex" xmlns:cx3="http://schemas.microsoft.com/office/drawing/2016/5/9/chartex" xmlns:cx4="http://schemas.microsoft.com/office/drawing/2016/5/10/chartex" xmlns:cx5="http://schemas.microsoft.com/office/drawing/2016/5/11/chartex" xmlns:cx6="http://schemas.microsoft.com/office/drawing/2016/5/12/chartex" xmlns:cx7="http://schemas.microsoft.com/office/drawing/2016/5/13/chartex" xmlns:cx8="http://schemas.microsoft.com/office/drawing/2016/5/14/chartex" xmlns:mc="http://schemas.openxmlformats.org/markup-compatibility/2006" xmlns:aink="http://schemas.microsoft.com/office/drawing/2016/ink" xmlns:am3d="http://schemas.microsoft.com/office/drawing/2017/model3d" xmlns:o="urn:schemas-microsoft-com:office:office" xmlns:oel="http://schemas.microsoft.com/office/2019/extlst" xmlns:r="http://schemas.openxmlformats.org/officeDocument/2006/relationships" xmlns:m="http://schemas.openxmlformats.org/officeDocument/2006/math" xmlns:v="urn:schemas-microsoft-com:vml" xmlns:wp14="http://schemas.microsoft.com/office/word/2010/wordprocessingDrawing" xmlns:wp="http://schemas.openxmlformats.org/drawingml/2006/wordprocessingDrawing" xmlns:w10="urn:schemas-microsoft-com:office:word" xmlns:w="http://schemas.openxmlformats.org/wordprocessingml/2006/main" xmlns:w14="http://schemas.microsoft.com/office/word/2010/wordml" xmlns:w15="http://schemas.microsoft.com/office/word/2012/wordml" xmlns:w16cex="http://schemas.microsoft.com/office/word/2018/wordml/cex" xmlns:w16cid="http://schemas.microsoft.com/office/word/2016/wordml/cid" xmlns:w16="http://schemas.microsoft.com/office/word/2018/wordml" xmlns:w16du="http://schemas.microsoft.com/office/word/2023/wordml/word16du" xmlns:w16sdtdh="http://schemas.microsoft.com/office/word/2020/wordml/sdtdatahash" xmlns:w16sdtfl="http://schemas.microsoft.com/office/word/2024/wordml/sdtformatlock" xmlns:w16se="http://schemas.microsoft.com/office/word/2015/wordml/symex" xmlns:wpg="http://schemas.microsoft.com/office/word/2010/wordprocessingGroup" xmlns:wpi="http://schemas.microsoft.com/office/word/2010/wordprocessingInk" xmlns:wne="http://schemas.microsoft.com/office/word/2006/wordml" xmlns:wps="http://schemas.microsoft.com/office/word/2010/wordprocessingShape" mc:Ignorable="w14 w15 w16se w16cid w16 w16cex w16sdtdh w16sdtfl w16du wp14">
   <w:p>
     <w:pPr>
       <w:pStyle w:val="Footer"/>
@@ -830,7 +909,7 @@
 </file>
 
 <file path=word/footer2.xml><?xml version="1.0" encoding="utf-8"?>
-<w:ftr xmlns:wpc="http://schemas.microsoft.com/office/word/2010/wordprocessingCanvas" xmlns:cx="http://schemas.microsoft.com/office/drawing/2014/chartex" xmlns:cx1="http://schemas.microsoft.com/office/drawing/2015/9/8/chartex" xmlns:cx2="http://schemas.microsoft.com/office/drawing/2015/10/21/chartex" xmlns:cx3="http://schemas.microsoft.com/office/drawing/2016/5/9/chartex" xmlns:cx4="http://schemas.microsoft.com/office/drawing/2016/5/10/chartex" xmlns:cx5="http://schemas.microsoft.com/office/drawing/2016/5/11/chartex" xmlns:cx6="http://schemas.microsoft.com/office/drawing/2016/5/12/chartex" xmlns:cx7="http://schemas.microsoft.com/office/drawing/2016/5/13/chartex" xmlns:cx8="http://schemas.microsoft.com/office/drawing/2016/5/14/chartex" xmlns:mc="http://schemas.openxmlformats.org/markup-compatibility/2006" xmlns:aink="http://schemas.microsoft.com/office/drawing/2016/ink" xmlns:am3d="http://schemas.microsoft.com/office/drawing/2017/model3d" xmlns:o="urn:schemas-microsoft-com:office:office" xmlns:oel="http://schemas.microsoft.com/office/2019/extlst" xmlns:r="http://schemas.openxmlformats.org/officeDocument/2006/relationships" xmlns:m="http://schemas.openxmlformats.org/officeDocument/2006/math" xmlns:v="urn:schemas-microsoft-com:vml" xmlns:wp14="http://schemas.microsoft.com/office/word/2010/wordprocessingDrawing" xmlns:wp="http://schemas.openxmlformats.org/drawingml/2006/wordprocessingDrawing" xmlns:w10="urn:schemas-microsoft-com:office:word" xmlns:w="http://schemas.openxmlformats.org/wordprocessingml/2006/main" xmlns:w14="http://schemas.microsoft.com/office/word/2010/wordml" xmlns:w15="http://schemas.microsoft.com/office/word/2012/wordml" xmlns:w16cex="http://schemas.microsoft.com/office/word/2018/wordml/cex" xmlns:w16cid="http://schemas.microsoft.com/office/word/2016/wordml/cid" xmlns:w16="http://schemas.microsoft.com/office/word/2018/wordml" xmlns:w16sdtdh="http://schemas.microsoft.com/office/word/2020/wordml/sdtdatahash" xmlns:w16se="http://schemas.microsoft.com/office/word/2015/wordml/symex" xmlns:wpg="http://schemas.microsoft.com/office/word/2010/wordprocessingGroup" xmlns:wpi="http://schemas.microsoft.com/office/word/2010/wordprocessingInk" xmlns:wne="http://schemas.microsoft.com/office/word/2006/wordml" xmlns:wps="http://schemas.microsoft.com/office/word/2010/wordprocessingShape" mc:Ignorable="w14 w15 w16se w16cid w16 w16cex w16sdtdh wp14">
+<w:ftr xmlns:wpc="http://schemas.microsoft.com/office/word/2010/wordprocessingCanvas" xmlns:cx="http://schemas.microsoft.com/office/drawing/2014/chartex" xmlns:cx1="http://schemas.microsoft.com/office/drawing/2015/9/8/chartex" xmlns:cx2="http://schemas.microsoft.com/office/drawing/2015/10/21/chartex" xmlns:cx3="http://schemas.microsoft.com/office/drawing/2016/5/9/chartex" xmlns:cx4="http://schemas.microsoft.com/office/drawing/2016/5/10/chartex" xmlns:cx5="http://schemas.microsoft.com/office/drawing/2016/5/11/chartex" xmlns:cx6="http://schemas.microsoft.com/office/drawing/2016/5/12/chartex" xmlns:cx7="http://schemas.microsoft.com/office/drawing/2016/5/13/chartex" xmlns:cx8="http://schemas.microsoft.com/office/drawing/2016/5/14/chartex" xmlns:mc="http://schemas.openxmlformats.org/markup-compatibility/2006" xmlns:aink="http://schemas.microsoft.com/office/drawing/2016/ink" xmlns:am3d="http://schemas.microsoft.com/office/drawing/2017/model3d" xmlns:o="urn:schemas-microsoft-com:office:office" xmlns:oel="http://schemas.microsoft.com/office/2019/extlst" xmlns:r="http://schemas.openxmlformats.org/officeDocument/2006/relationships" xmlns:m="http://schemas.openxmlformats.org/officeDocument/2006/math" xmlns:v="urn:schemas-microsoft-com:vml" xmlns:wp14="http://schemas.microsoft.com/office/word/2010/wordprocessingDrawing" xmlns:wp="http://schemas.openxmlformats.org/drawingml/2006/wordprocessingDrawing" xmlns:w10="urn:schemas-microsoft-com:office:word" xmlns:w="http://schemas.openxmlformats.org/wordprocessingml/2006/main" xmlns:w14="http://schemas.microsoft.com/office/word/2010/wordml" xmlns:w15="http://schemas.microsoft.com/office/word/2012/wordml" xmlns:w16cex="http://schemas.microsoft.com/office/word/2018/wordml/cex" xmlns:w16cid="http://schemas.microsoft.com/office/word/2016/wordml/cid" xmlns:w16="http://schemas.microsoft.com/office/word/2018/wordml" xmlns:w16du="http://schemas.microsoft.com/office/word/2023/wordml/word16du" xmlns:w16sdtdh="http://schemas.microsoft.com/office/word/2020/wordml/sdtdatahash" xmlns:w16sdtfl="http://schemas.microsoft.com/office/word/2024/wordml/sdtformatlock" xmlns:w16se="http://schemas.microsoft.com/office/word/2015/wordml/symex" xmlns:wpg="http://schemas.microsoft.com/office/word/2010/wordprocessingGroup" xmlns:wpi="http://schemas.microsoft.com/office/word/2010/wordprocessingInk" xmlns:wne="http://schemas.microsoft.com/office/word/2006/wordml" xmlns:wps="http://schemas.microsoft.com/office/word/2010/wordprocessingShape" mc:Ignorable="w14 w15 w16se w16cid w16 w16cex w16sdtdh w16sdtfl w16du wp14">
   <w:p>
     <w:pPr>
       <w:pStyle w:val="Footer"/>
@@ -840,7 +919,7 @@
 </file>
 
 <file path=word/footer3.xml><?xml version="1.0" encoding="utf-8"?>
-<w:ftr xmlns:wpc="http://schemas.microsoft.com/office/word/2010/wordprocessingCanvas" xmlns:cx="http://schemas.microsoft.com/office/drawing/2014/chartex" xmlns:cx1="http://schemas.microsoft.com/office/drawing/2015/9/8/chartex" xmlns:cx2="http://schemas.microsoft.com/office/drawing/2015/10/21/chartex" xmlns:cx3="http://schemas.microsoft.com/office/drawing/2016/5/9/chartex" xmlns:cx4="http://schemas.microsoft.com/office/drawing/2016/5/10/chartex" xmlns:cx5="http://schemas.microsoft.com/office/drawing/2016/5/11/chartex" xmlns:cx6="http://schemas.microsoft.com/office/drawing/2016/5/12/chartex" xmlns:cx7="http://schemas.microsoft.com/office/drawing/2016/5/13/chartex" xmlns:cx8="http://schemas.microsoft.com/office/drawing/2016/5/14/chartex" xmlns:mc="http://schemas.openxmlformats.org/markup-compatibility/2006" xmlns:aink="http://schemas.microsoft.com/office/drawing/2016/ink" xmlns:am3d="http://schemas.microsoft.com/office/drawing/2017/model3d" xmlns:o="urn:schemas-microsoft-com:office:office" xmlns:oel="http://schemas.microsoft.com/office/2019/extlst" xmlns:r="http://schemas.openxmlformats.org/officeDocument/2006/relationships" xmlns:m="http://schemas.openxmlformats.org/officeDocument/2006/math" xmlns:v="urn:schemas-microsoft-com:vml" xmlns:wp14="http://schemas.microsoft.com/office/word/2010/wordprocessingDrawing" xmlns:wp="http://schemas.openxmlformats.org/drawingml/2006/wordprocessingDrawing" xmlns:w10="urn:schemas-microsoft-com:office:word" xmlns:w="http://schemas.openxmlformats.org/wordprocessingml/2006/main" xmlns:w14="http://schemas.microsoft.com/office/word/2010/wordml" xmlns:w15="http://schemas.microsoft.com/office/word/2012/wordml" xmlns:w16cex="http://schemas.microsoft.com/office/word/2018/wordml/cex" xmlns:w16cid="http://schemas.microsoft.com/office/word/2016/wordml/cid" xmlns:w16="http://schemas.microsoft.com/office/word/2018/wordml" xmlns:w16sdtdh="http://schemas.microsoft.com/office/word/2020/wordml/sdtdatahash" xmlns:w16se="http://schemas.microsoft.com/office/word/2015/wordml/symex" xmlns:wpg="http://schemas.microsoft.com/office/word/2010/wordprocessingGroup" xmlns:wpi="http://schemas.microsoft.com/office/word/2010/wordprocessingInk" xmlns:wne="http://schemas.microsoft.com/office/word/2006/wordml" xmlns:wps="http://schemas.microsoft.com/office/word/2010/wordprocessingShape" mc:Ignorable="w14 w15 w16se w16cid w16 w16cex w16sdtdh wp14">
+<w:ftr xmlns:wpc="http://schemas.microsoft.com/office/word/2010/wordprocessingCanvas" xmlns:cx="http://schemas.microsoft.com/office/drawing/2014/chartex" xmlns:cx1="http://schemas.microsoft.com/office/drawing/2015/9/8/chartex" xmlns:cx2="http://schemas.microsoft.com/office/drawing/2015/10/21/chartex" xmlns:cx3="http://schemas.microsoft.com/office/drawing/2016/5/9/chartex" xmlns:cx4="http://schemas.microsoft.com/office/drawing/2016/5/10/chartex" xmlns:cx5="http://schemas.microsoft.com/office/drawing/2016/5/11/chartex" xmlns:cx6="http://schemas.microsoft.com/office/drawing/2016/5/12/chartex" xmlns:cx7="http://schemas.microsoft.com/office/drawing/2016/5/13/chartex" xmlns:cx8="http://schemas.microsoft.com/office/drawing/2016/5/14/chartex" xmlns:mc="http://schemas.openxmlformats.org/markup-compatibility/2006" xmlns:aink="http://schemas.microsoft.com/office/drawing/2016/ink" xmlns:am3d="http://schemas.microsoft.com/office/drawing/2017/model3d" xmlns:o="urn:schemas-microsoft-com:office:office" xmlns:oel="http://schemas.microsoft.com/office/2019/extlst" xmlns:r="http://schemas.openxmlformats.org/officeDocument/2006/relationships" xmlns:m="http://schemas.openxmlformats.org/officeDocument/2006/math" xmlns:v="urn:schemas-microsoft-com:vml" xmlns:wp14="http://schemas.microsoft.com/office/word/2010/wordprocessingDrawing" xmlns:wp="http://schemas.openxmlformats.org/drawingml/2006/wordprocessingDrawing" xmlns:w10="urn:schemas-microsoft-com:office:word" xmlns:w="http://schemas.openxmlformats.org/wordprocessingml/2006/main" xmlns:w14="http://schemas.microsoft.com/office/word/2010/wordml" xmlns:w15="http://schemas.microsoft.com/office/word/2012/wordml" xmlns:w16cex="http://schemas.microsoft.com/office/word/2018/wordml/cex" xmlns:w16cid="http://schemas.microsoft.com/office/word/2016/wordml/cid" xmlns:w16="http://schemas.microsoft.com/office/word/2018/wordml" xmlns:w16du="http://schemas.microsoft.com/office/word/2023/wordml/word16du" xmlns:w16sdtdh="http://schemas.microsoft.com/office/word/2020/wordml/sdtdatahash" xmlns:w16sdtfl="http://schemas.microsoft.com/office/word/2024/wordml/sdtformatlock" xmlns:w16se="http://schemas.microsoft.com/office/word/2015/wordml/symex" xmlns:wpg="http://schemas.microsoft.com/office/word/2010/wordprocessingGroup" xmlns:wpi="http://schemas.microsoft.com/office/word/2010/wordprocessingInk" xmlns:wne="http://schemas.microsoft.com/office/word/2006/wordml" xmlns:wps="http://schemas.microsoft.com/office/word/2010/wordprocessingShape" mc:Ignorable="w14 w15 w16se w16cid w16 w16cex w16sdtdh w16sdtfl w16du wp14">
   <w:p>
     <w:pPr>
       <w:pStyle w:val="Footer"/>
@@ -850,7 +929,7 @@
 </file>
 
 <file path=word/footnotes.xml><?xml version="1.0" encoding="utf-8"?>
-<w:footnotes xmlns:wpc="http://schemas.microsoft.com/office/word/2010/wordprocessingCanvas" xmlns:cx="http://schemas.microsoft.com/office/drawing/2014/chartex" xmlns:cx1="http://schemas.microsoft.com/office/drawing/2015/9/8/chartex" xmlns:cx2="http://schemas.microsoft.com/office/drawing/2015/10/21/chartex" xmlns:cx3="http://schemas.microsoft.com/office/drawing/2016/5/9/chartex" xmlns:cx4="http://schemas.microsoft.com/office/drawing/2016/5/10/chartex" xmlns:cx5="http://schemas.microsoft.com/office/drawing/2016/5/11/chartex" xmlns:cx6="http://schemas.microsoft.com/office/drawing/2016/5/12/chartex" xmlns:cx7="http://schemas.microsoft.com/office/drawing/2016/5/13/chartex" xmlns:cx8="http://schemas.microsoft.com/office/drawing/2016/5/14/chartex" xmlns:mc="http://schemas.openxmlformats.org/markup-compatibility/2006" xmlns:aink="http://schemas.microsoft.com/office/drawing/2016/ink" xmlns:am3d="http://schemas.microsoft.com/office/drawing/2017/model3d" xmlns:o="urn:schemas-microsoft-com:office:office" xmlns:oel="http://schemas.microsoft.com/office/2019/extlst" xmlns:r="http://schemas.openxmlformats.org/officeDocument/2006/relationships" xmlns:m="http://schemas.openxmlformats.org/officeDocument/2006/math" xmlns:v="urn:schemas-microsoft-com:vml" xmlns:wp14="http://schemas.microsoft.com/office/word/2010/wordprocessingDrawing" xmlns:wp="http://schemas.openxmlformats.org/drawingml/2006/wordprocessingDrawing" xmlns:w10="urn:schemas-microsoft-com:office:word" xmlns:w="http://schemas.openxmlformats.org/wordprocessingml/2006/main" xmlns:w14="http://schemas.microsoft.com/office/word/2010/wordml" xmlns:w15="http://schemas.microsoft.com/office/word/2012/wordml" xmlns:w16cex="http://schemas.microsoft.com/office/word/2018/wordml/cex" xmlns:w16cid="http://schemas.microsoft.com/office/word/2016/wordml/cid" xmlns:w16="http://schemas.microsoft.com/office/word/2018/wordml" xmlns:w16sdtdh="http://schemas.microsoft.com/office/word/2020/wordml/sdtdatahash" xmlns:w16se="http://schemas.microsoft.com/office/word/2015/wordml/symex" xmlns:wpg="http://schemas.microsoft.com/office/word/2010/wordprocessingGroup" xmlns:wpi="http://schemas.microsoft.com/office/word/2010/wordprocessingInk" xmlns:wne="http://schemas.microsoft.com/office/word/2006/wordml" xmlns:wps="http://schemas.microsoft.com/office/word/2010/wordprocessingShape" mc:Ignorable="w14 w15 w16se w16cid w16 w16cex w16sdtdh wp14">
+<w:footnotes xmlns:wpc="http://schemas.microsoft.com/office/word/2010/wordprocessingCanvas" xmlns:cx="http://schemas.microsoft.com/office/drawing/2014/chartex" xmlns:cx1="http://schemas.microsoft.com/office/drawing/2015/9/8/chartex" xmlns:cx2="http://schemas.microsoft.com/office/drawing/2015/10/21/chartex" xmlns:cx3="http://schemas.microsoft.com/office/drawing/2016/5/9/chartex" xmlns:cx4="http://schemas.microsoft.com/office/drawing/2016/5/10/chartex" xmlns:cx5="http://schemas.microsoft.com/office/drawing/2016/5/11/chartex" xmlns:cx6="http://schemas.microsoft.com/office/drawing/2016/5/12/chartex" xmlns:cx7="http://schemas.microsoft.com/office/drawing/2016/5/13/chartex" xmlns:cx8="http://schemas.microsoft.com/office/drawing/2016/5/14/chartex" xmlns:mc="http://schemas.openxmlformats.org/markup-compatibility/2006" xmlns:aink="http://schemas.microsoft.com/office/drawing/2016/ink" xmlns:am3d="http://schemas.microsoft.com/office/drawing/2017/model3d" xmlns:o="urn:schemas-microsoft-com:office:office" xmlns:oel="http://schemas.microsoft.com/office/2019/extlst" xmlns:r="http://schemas.openxmlformats.org/officeDocument/2006/relationships" xmlns:m="http://schemas.openxmlformats.org/officeDocument/2006/math" xmlns:v="urn:schemas-microsoft-com:vml" xmlns:wp14="http://schemas.microsoft.com/office/word/2010/wordprocessingDrawing" xmlns:wp="http://schemas.openxmlformats.org/drawingml/2006/wordprocessingDrawing" xmlns:w10="urn:schemas-microsoft-com:office:word" xmlns:w="http://schemas.openxmlformats.org/wordprocessingml/2006/main" xmlns:w14="http://schemas.microsoft.com/office/word/2010/wordml" xmlns:w15="http://schemas.microsoft.com/office/word/2012/wordml" xmlns:w16cex="http://schemas.microsoft.com/office/word/2018/wordml/cex" xmlns:w16cid="http://schemas.microsoft.com/office/word/2016/wordml/cid" xmlns:w16="http://schemas.microsoft.com/office/word/2018/wordml" xmlns:w16du="http://schemas.microsoft.com/office/word/2023/wordml/word16du" xmlns:w16sdtdh="http://schemas.microsoft.com/office/word/2020/wordml/sdtdatahash" xmlns:w16sdtfl="http://schemas.microsoft.com/office/word/2024/wordml/sdtformatlock" xmlns:w16se="http://schemas.microsoft.com/office/word/2015/wordml/symex" xmlns:wpg="http://schemas.microsoft.com/office/word/2010/wordprocessingGroup" xmlns:wpi="http://schemas.microsoft.com/office/word/2010/wordprocessingInk" xmlns:wne="http://schemas.microsoft.com/office/word/2006/wordml" xmlns:wps="http://schemas.microsoft.com/office/word/2010/wordprocessingShape" mc:Ignorable="w14 w15 w16se w16cid w16 w16cex w16sdtdh w16sdtfl w16du wp14">
   <w:footnote w:type="separator" w:id="-1">
     <w:p>
       <w:pPr>
@@ -875,7 +954,7 @@
 </file>
 
 <file path=word/header1.xml><?xml version="1.0" encoding="utf-8"?>
-<w:hdr xmlns:wpc="http://schemas.microsoft.com/office/word/2010/wordprocessingCanvas" xmlns:cx="http://schemas.microsoft.com/office/drawing/2014/chartex" xmlns:cx1="http://schemas.microsoft.com/office/drawing/2015/9/8/chartex" xmlns:cx2="http://schemas.microsoft.com/office/drawing/2015/10/21/chartex" xmlns:cx3="http://schemas.microsoft.com/office/drawing/2016/5/9/chartex" xmlns:cx4="http://schemas.microsoft.com/office/drawing/2016/5/10/chartex" xmlns:cx5="http://schemas.microsoft.com/office/drawing/2016/5/11/chartex" xmlns:cx6="http://schemas.microsoft.com/office/drawing/2016/5/12/chartex" xmlns:cx7="http://schemas.microsoft.com/office/drawing/2016/5/13/chartex" xmlns:cx8="http://schemas.microsoft.com/office/drawing/2016/5/14/chartex" xmlns:mc="http://schemas.openxmlformats.org/markup-compatibility/2006" xmlns:aink="http://schemas.microsoft.com/office/drawing/2016/ink" xmlns:am3d="http://schemas.microsoft.com/office/drawing/2017/model3d" xmlns:o="urn:schemas-microsoft-com:office:office" xmlns:oel="http://schemas.microsoft.com/office/2019/extlst" xmlns:r="http://schemas.openxmlformats.org/officeDocument/2006/relationships" xmlns:m="http://schemas.openxmlformats.org/officeDocument/2006/math" xmlns:v="urn:schemas-microsoft-com:vml" xmlns:wp14="http://schemas.microsoft.com/office/word/2010/wordprocessingDrawing" xmlns:wp="http://schemas.openxmlformats.org/drawingml/2006/wordprocessingDrawing" xmlns:w10="urn:schemas-microsoft-com:office:word" xmlns:w="http://schemas.openxmlformats.org/wordprocessingml/2006/main" xmlns:w14="http://schemas.microsoft.com/office/word/2010/wordml" xmlns:w15="http://schemas.microsoft.com/office/word/2012/wordml" xmlns:w16cex="http://schemas.microsoft.com/office/word/2018/wordml/cex" xmlns:w16cid="http://schemas.microsoft.com/office/word/2016/wordml/cid" xmlns:w16="http://schemas.microsoft.com/office/word/2018/wordml" xmlns:w16sdtdh="http://schemas.microsoft.com/office/word/2020/wordml/sdtdatahash" xmlns:w16se="http://schemas.microsoft.com/office/word/2015/wordml/symex" xmlns:wpg="http://schemas.microsoft.com/office/word/2010/wordprocessingGroup" xmlns:wpi="http://schemas.microsoft.com/office/word/2010/wordprocessingInk" xmlns:wne="http://schemas.microsoft.com/office/word/2006/wordml" xmlns:wps="http://schemas.microsoft.com/office/word/2010/wordprocessingShape" mc:Ignorable="w14 w15 w16se w16cid w16 w16cex w16sdtdh wp14">
+<w:hdr xmlns:wpc="http://schemas.microsoft.com/office/word/2010/wordprocessingCanvas" xmlns:cx="http://schemas.microsoft.com/office/drawing/2014/chartex" xmlns:cx1="http://schemas.microsoft.com/office/drawing/2015/9/8/chartex" xmlns:cx2="http://schemas.microsoft.com/office/drawing/2015/10/21/chartex" xmlns:cx3="http://schemas.microsoft.com/office/drawing/2016/5/9/chartex" xmlns:cx4="http://schemas.microsoft.com/office/drawing/2016/5/10/chartex" xmlns:cx5="http://schemas.microsoft.com/office/drawing/2016/5/11/chartex" xmlns:cx6="http://schemas.microsoft.com/office/drawing/2016/5/12/chartex" xmlns:cx7="http://schemas.microsoft.com/office/drawing/2016/5/13/chartex" xmlns:cx8="http://schemas.microsoft.com/office/drawing/2016/5/14/chartex" xmlns:mc="http://schemas.openxmlformats.org/markup-compatibility/2006" xmlns:aink="http://schemas.microsoft.com/office/drawing/2016/ink" xmlns:am3d="http://schemas.microsoft.com/office/drawing/2017/model3d" xmlns:o="urn:schemas-microsoft-com:office:office" xmlns:oel="http://schemas.microsoft.com/office/2019/extlst" xmlns:r="http://schemas.openxmlformats.org/officeDocument/2006/relationships" xmlns:m="http://schemas.openxmlformats.org/officeDocument/2006/math" xmlns:v="urn:schemas-microsoft-com:vml" xmlns:wp14="http://schemas.microsoft.com/office/word/2010/wordprocessingDrawing" xmlns:wp="http://schemas.openxmlformats.org/drawingml/2006/wordprocessingDrawing" xmlns:w10="urn:schemas-microsoft-com:office:word" xmlns:w="http://schemas.openxmlformats.org/wordprocessingml/2006/main" xmlns:w14="http://schemas.microsoft.com/office/word/2010/wordml" xmlns:w15="http://schemas.microsoft.com/office/word/2012/wordml" xmlns:w16cex="http://schemas.microsoft.com/office/word/2018/wordml/cex" xmlns:w16cid="http://schemas.microsoft.com/office/word/2016/wordml/cid" xmlns:w16="http://schemas.microsoft.com/office/word/2018/wordml" xmlns:w16du="http://schemas.microsoft.com/office/word/2023/wordml/word16du" xmlns:w16sdtdh="http://schemas.microsoft.com/office/word/2020/wordml/sdtdatahash" xmlns:w16sdtfl="http://schemas.microsoft.com/office/word/2024/wordml/sdtformatlock" xmlns:w16se="http://schemas.microsoft.com/office/word/2015/wordml/symex" xmlns:wpg="http://schemas.microsoft.com/office/word/2010/wordprocessingGroup" xmlns:wpi="http://schemas.microsoft.com/office/word/2010/wordprocessingInk" xmlns:wne="http://schemas.microsoft.com/office/word/2006/wordml" xmlns:wps="http://schemas.microsoft.com/office/word/2010/wordprocessingShape" mc:Ignorable="w14 w15 w16se w16cid w16 w16cex w16sdtdh w16sdtfl w16du wp14">
   <w:p>
     <w:pPr>
       <w:pStyle w:val="Header"/>
@@ -885,7 +964,7 @@
 </file>
 
 <file path=word/header2.xml><?xml version="1.0" encoding="utf-8"?>
-<w:hdr xmlns:wpc="http://schemas.microsoft.com/office/word/2010/wordprocessingCanvas" xmlns:cx="http://schemas.microsoft.com/office/drawing/2014/chartex" xmlns:cx1="http://schemas.microsoft.com/office/drawing/2015/9/8/chartex" xmlns:cx2="http://schemas.microsoft.com/office/drawing/2015/10/21/chartex" xmlns:cx3="http://schemas.microsoft.com/office/drawing/2016/5/9/chartex" xmlns:cx4="http://schemas.microsoft.com/office/drawing/2016/5/10/chartex" xmlns:cx5="http://schemas.microsoft.com/office/drawing/2016/5/11/chartex" xmlns:cx6="http://schemas.microsoft.com/office/drawing/2016/5/12/chartex" xmlns:cx7="http://schemas.microsoft.com/office/drawing/2016/5/13/chartex" xmlns:cx8="http://schemas.microsoft.com/office/drawing/2016/5/14/chartex" xmlns:mc="http://schemas.openxmlformats.org/markup-compatibility/2006" xmlns:aink="http://schemas.microsoft.com/office/drawing/2016/ink" xmlns:am3d="http://schemas.microsoft.com/office/drawing/2017/model3d" xmlns:o="urn:schemas-microsoft-com:office:office" xmlns:oel="http://schemas.microsoft.com/office/2019/extlst" xmlns:r="http://schemas.openxmlformats.org/officeDocument/2006/relationships" xmlns:m="http://schemas.openxmlformats.org/officeDocument/2006/math" xmlns:v="urn:schemas-microsoft-com:vml" xmlns:wp14="http://schemas.microsoft.com/office/word/2010/wordprocessingDrawing" xmlns:wp="http://schemas.openxmlformats.org/drawingml/2006/wordprocessingDrawing" xmlns:w10="urn:schemas-microsoft-com:office:word" xmlns:w="http://schemas.openxmlformats.org/wordprocessingml/2006/main" xmlns:w14="http://schemas.microsoft.com/office/word/2010/wordml" xmlns:w15="http://schemas.microsoft.com/office/word/2012/wordml" xmlns:w16cex="http://schemas.microsoft.com/office/word/2018/wordml/cex" xmlns:w16cid="http://schemas.microsoft.com/office/word/2016/wordml/cid" xmlns:w16="http://schemas.microsoft.com/office/word/2018/wordml" xmlns:w16sdtdh="http://schemas.microsoft.com/office/word/2020/wordml/sdtdatahash" xmlns:w16se="http://schemas.microsoft.com/office/word/2015/wordml/symex" xmlns:wpg="http://schemas.microsoft.com/office/word/2010/wordprocessingGroup" xmlns:wpi="http://schemas.microsoft.com/office/word/2010/wordprocessingInk" xmlns:wne="http://schemas.microsoft.com/office/word/2006/wordml" xmlns:wps="http://schemas.microsoft.com/office/word/2010/wordprocessingShape" mc:Ignorable="w14 w15 w16se w16cid w16 w16cex w16sdtdh wp14">
+<w:hdr xmlns:wpc="http://schemas.microsoft.com/office/word/2010/wordprocessingCanvas" xmlns:cx="http://schemas.microsoft.com/office/drawing/2014/chartex" xmlns:cx1="http://schemas.microsoft.com/office/drawing/2015/9/8/chartex" xmlns:cx2="http://schemas.microsoft.com/office/drawing/2015/10/21/chartex" xmlns:cx3="http://schemas.microsoft.com/office/drawing/2016/5/9/chartex" xmlns:cx4="http://schemas.microsoft.com/office/drawing/2016/5/10/chartex" xmlns:cx5="http://schemas.microsoft.com/office/drawing/2016/5/11/chartex" xmlns:cx6="http://schemas.microsoft.com/office/drawing/2016/5/12/chartex" xmlns:cx7="http://schemas.microsoft.com/office/drawing/2016/5/13/chartex" xmlns:cx8="http://schemas.microsoft.com/office/drawing/2016/5/14/chartex" xmlns:mc="http://schemas.openxmlformats.org/markup-compatibility/2006" xmlns:aink="http://schemas.microsoft.com/office/drawing/2016/ink" xmlns:am3d="http://schemas.microsoft.com/office/drawing/2017/model3d" xmlns:o="urn:schemas-microsoft-com:office:office" xmlns:oel="http://schemas.microsoft.com/office/2019/extlst" xmlns:r="http://schemas.openxmlformats.org/officeDocument/2006/relationships" xmlns:m="http://schemas.openxmlformats.org/officeDocument/2006/math" xmlns:v="urn:schemas-microsoft-com:vml" xmlns:wp14="http://schemas.microsoft.com/office/word/2010/wordprocessingDrawing" xmlns:wp="http://schemas.openxmlformats.org/drawingml/2006/wordprocessingDrawing" xmlns:w10="urn:schemas-microsoft-com:office:word" xmlns:w="http://schemas.openxmlformats.org/wordprocessingml/2006/main" xmlns:w14="http://schemas.microsoft.com/office/word/2010/wordml" xmlns:w15="http://schemas.microsoft.com/office/word/2012/wordml" xmlns:w16cex="http://schemas.microsoft.com/office/word/2018/wordml/cex" xmlns:w16cid="http://schemas.microsoft.com/office/word/2016/wordml/cid" xmlns:w16="http://schemas.microsoft.com/office/word/2018/wordml" xmlns:w16du="http://schemas.microsoft.com/office/word/2023/wordml/word16du" xmlns:w16sdtdh="http://schemas.microsoft.com/office/word/2020/wordml/sdtdatahash" xmlns:w16sdtfl="http://schemas.microsoft.com/office/word/2024/wordml/sdtformatlock" xmlns:w16se="http://schemas.microsoft.com/office/word/2015/wordml/symex" xmlns:wpg="http://schemas.microsoft.com/office/word/2010/wordprocessingGroup" xmlns:wpi="http://schemas.microsoft.com/office/word/2010/wordprocessingInk" xmlns:wne="http://schemas.microsoft.com/office/word/2006/wordml" xmlns:wps="http://schemas.microsoft.com/office/word/2010/wordprocessingShape" mc:Ignorable="w14 w15 w16se w16cid w16 w16cex w16sdtdh w16sdtfl w16du wp14">
   <w:p>
     <w:pPr>
       <w:pStyle w:val="Header"/>
@@ -896,7 +975,7 @@
 </file>
 
 <file path=word/header3.xml><?xml version="1.0" encoding="utf-8"?>
-<w:hdr xmlns:wpc="http://schemas.microsoft.com/office/word/2010/wordprocessingCanvas" xmlns:cx="http://schemas.microsoft.com/office/drawing/2014/chartex" xmlns:cx1="http://schemas.microsoft.com/office/drawing/2015/9/8/chartex" xmlns:cx2="http://schemas.microsoft.com/office/drawing/2015/10/21/chartex" xmlns:cx3="http://schemas.microsoft.com/office/drawing/2016/5/9/chartex" xmlns:cx4="http://schemas.microsoft.com/office/drawing/2016/5/10/chartex" xmlns:cx5="http://schemas.microsoft.com/office/drawing/2016/5/11/chartex" xmlns:cx6="http://schemas.microsoft.com/office/drawing/2016/5/12/chartex" xmlns:cx7="http://schemas.microsoft.com/office/drawing/2016/5/13/chartex" xmlns:cx8="http://schemas.microsoft.com/office/drawing/2016/5/14/chartex" xmlns:mc="http://schemas.openxmlformats.org/markup-compatibility/2006" xmlns:aink="http://schemas.microsoft.com/office/drawing/2016/ink" xmlns:am3d="http://schemas.microsoft.com/office/drawing/2017/model3d" xmlns:o="urn:schemas-microsoft-com:office:office" xmlns:oel="http://schemas.microsoft.com/office/2019/extlst" xmlns:r="http://schemas.openxmlformats.org/officeDocument/2006/relationships" xmlns:m="http://schemas.openxmlformats.org/officeDocument/2006/math" xmlns:v="urn:schemas-microsoft-com:vml" xmlns:wp14="http://schemas.microsoft.com/office/word/2010/wordprocessingDrawing" xmlns:wp="http://schemas.openxmlformats.org/drawingml/2006/wordprocessingDrawing" xmlns:w10="urn:schemas-microsoft-com:office:word" xmlns:w="http://schemas.openxmlformats.org/wordprocessingml/2006/main" xmlns:w14="http://schemas.microsoft.com/office/word/2010/wordml" xmlns:w15="http://schemas.microsoft.com/office/word/2012/wordml" xmlns:w16cex="http://schemas.microsoft.com/office/word/2018/wordml/cex" xmlns:w16cid="http://schemas.microsoft.com/office/word/2016/wordml/cid" xmlns:w16="http://schemas.microsoft.com/office/word/2018/wordml" xmlns:w16sdtdh="http://schemas.microsoft.com/office/word/2020/wordml/sdtdatahash" xmlns:w16se="http://schemas.microsoft.com/office/word/2015/wordml/symex" xmlns:wpg="http://schemas.microsoft.com/office/word/2010/wordprocessingGroup" xmlns:wpi="http://schemas.microsoft.com/office/word/2010/wordprocessingInk" xmlns:wne="http://schemas.microsoft.com/office/word/2006/wordml" xmlns:wps="http://schemas.microsoft.com/office/word/2010/wordprocessingShape" mc:Ignorable="w14 w15 w16se w16cid w16 w16cex w16sdtdh wp14">
+<w:hdr xmlns:wpc="http://schemas.microsoft.com/office/word/2010/wordprocessingCanvas" xmlns:cx="http://schemas.microsoft.com/office/drawing/2014/chartex" xmlns:cx1="http://schemas.microsoft.com/office/drawing/2015/9/8/chartex" xmlns:cx2="http://schemas.microsoft.com/office/drawing/2015/10/21/chartex" xmlns:cx3="http://schemas.microsoft.com/office/drawing/2016/5/9/chartex" xmlns:cx4="http://schemas.microsoft.com/office/drawing/2016/5/10/chartex" xmlns:cx5="http://schemas.microsoft.com/office/drawing/2016/5/11/chartex" xmlns:cx6="http://schemas.microsoft.com/office/drawing/2016/5/12/chartex" xmlns:cx7="http://schemas.microsoft.com/office/drawing/2016/5/13/chartex" xmlns:cx8="http://schemas.microsoft.com/office/drawing/2016/5/14/chartex" xmlns:mc="http://schemas.openxmlformats.org/markup-compatibility/2006" xmlns:aink="http://schemas.microsoft.com/office/drawing/2016/ink" xmlns:am3d="http://schemas.microsoft.com/office/drawing/2017/model3d" xmlns:o="urn:schemas-microsoft-com:office:office" xmlns:oel="http://schemas.microsoft.com/office/2019/extlst" xmlns:r="http://schemas.openxmlformats.org/officeDocument/2006/relationships" xmlns:m="http://schemas.openxmlformats.org/officeDocument/2006/math" xmlns:v="urn:schemas-microsoft-com:vml" xmlns:wp14="http://schemas.microsoft.com/office/word/2010/wordprocessingDrawing" xmlns:wp="http://schemas.openxmlformats.org/drawingml/2006/wordprocessingDrawing" xmlns:w10="urn:schemas-microsoft-com:office:word" xmlns:w="http://schemas.openxmlformats.org/wordprocessingml/2006/main" xmlns:w14="http://schemas.microsoft.com/office/word/2010/wordml" xmlns:w15="http://schemas.microsoft.com/office/word/2012/wordml" xmlns:w16cex="http://schemas.microsoft.com/office/word/2018/wordml/cex" xmlns:w16cid="http://schemas.microsoft.com/office/word/2016/wordml/cid" xmlns:w16="http://schemas.microsoft.com/office/word/2018/wordml" xmlns:w16du="http://schemas.microsoft.com/office/word/2023/wordml/word16du" xmlns:w16sdtdh="http://schemas.microsoft.com/office/word/2020/wordml/sdtdatahash" xmlns:w16sdtfl="http://schemas.microsoft.com/office/word/2024/wordml/sdtformatlock" xmlns:w16se="http://schemas.microsoft.com/office/word/2015/wordml/symex" xmlns:wpg="http://schemas.microsoft.com/office/word/2010/wordprocessingGroup" xmlns:wpi="http://schemas.microsoft.com/office/word/2010/wordprocessingInk" xmlns:wne="http://schemas.microsoft.com/office/word/2006/wordml" xmlns:wps="http://schemas.microsoft.com/office/word/2010/wordprocessingShape" mc:Ignorable="w14 w15 w16se w16cid w16 w16cex w16sdtdh w16sdtfl w16du wp14">
   <w:p>
     <w:pPr>
       <w:pStyle w:val="Header"/>
@@ -905,7 +984,7 @@
     <w:r>
       <w:tab/>
       <w:tab/>
-      <w:t>2026-06-17</w:t>
+      <w:t>2026-06-18</w:t>
       <w:br/>
       <w:br/>
     </w:r>
@@ -922,7 +1001,7 @@
 </file>
 
 <file path=word/numbering.xml><?xml version="1.0" encoding="utf-8"?>
-<w:numbering xmlns:wpc="http://schemas.microsoft.com/office/word/2010/wordprocessingCanvas" xmlns:cx="http://schemas.microsoft.com/office/drawing/2014/chartex" xmlns:cx1="http://schemas.microsoft.com/office/drawing/2015/9/8/chartex" xmlns:cx2="http://schemas.microsoft.com/office/drawing/2015/10/21/chartex" xmlns:cx3="http://schemas.microsoft.com/office/drawing/2016/5/9/chartex" xmlns:cx4="http://schemas.microsoft.com/office/drawing/2016/5/10/chartex" xmlns:cx5="http://schemas.microsoft.com/office/drawing/2016/5/11/chartex" xmlns:cx6="http://schemas.microsoft.com/office/drawing/2016/5/12/chartex" xmlns:cx7="http://schemas.microsoft.com/office/drawing/2016/5/13/chartex" xmlns:cx8="http://schemas.microsoft.com/office/drawing/2016/5/14/chartex" xmlns:mc="http://schemas.openxmlformats.org/markup-compatibility/2006" xmlns:aink="http://schemas.microsoft.com/office/drawing/2016/ink" xmlns:am3d="http://schemas.microsoft.com/office/drawing/2017/model3d" xmlns:o="urn:schemas-microsoft-com:office:office" xmlns:oel="http://schemas.microsoft.com/office/2019/extlst" xmlns:r="http://schemas.openxmlformats.org/officeDocument/2006/relationships" xmlns:m="http://schemas.openxmlformats.org/officeDocument/2006/math" xmlns:v="urn:schemas-microsoft-com:vml" xmlns:wp14="http://schemas.microsoft.com/office/word/2010/wordprocessingDrawing" xmlns:wp="http://schemas.openxmlformats.org/drawingml/2006/wordprocessingDrawing" xmlns:w10="urn:schemas-microsoft-com:office:word" xmlns:w="http://schemas.openxmlformats.org/wordprocessingml/2006/main" xmlns:w14="http://schemas.microsoft.com/office/word/2010/wordml" xmlns:w15="http://schemas.microsoft.com/office/word/2012/wordml" xmlns:w16cex="http://schemas.microsoft.com/office/word/2018/wordml/cex" xmlns:w16cid="http://schemas.microsoft.com/office/word/2016/wordml/cid" xmlns:w16="http://schemas.microsoft.com/office/word/2018/wordml" xmlns:w16sdtdh="http://schemas.microsoft.com/office/word/2020/wordml/sdtdatahash" xmlns:w16se="http://schemas.microsoft.com/office/word/2015/wordml/symex" xmlns:wpg="http://schemas.microsoft.com/office/word/2010/wordprocessingGroup" xmlns:wpi="http://schemas.microsoft.com/office/word/2010/wordprocessingInk" xmlns:wne="http://schemas.microsoft.com/office/word/2006/wordml" xmlns:wps="http://schemas.microsoft.com/office/word/2010/wordprocessingShape" mc:Ignorable="w14 w15 w16se w16cid w16 w16cex w16sdtdh wp14">
+<w:numbering xmlns:wpc="http://schemas.microsoft.com/office/word/2010/wordprocessingCanvas" xmlns:cx="http://schemas.microsoft.com/office/drawing/2014/chartex" xmlns:cx1="http://schemas.microsoft.com/office/drawing/2015/9/8/chartex" xmlns:cx2="http://schemas.microsoft.com/office/drawing/2015/10/21/chartex" xmlns:cx3="http://schemas.microsoft.com/office/drawing/2016/5/9/chartex" xmlns:cx4="http://schemas.microsoft.com/office/drawing/2016/5/10/chartex" xmlns:cx5="http://schemas.microsoft.com/office/drawing/2016/5/11/chartex" xmlns:cx6="http://schemas.microsoft.com/office/drawing/2016/5/12/chartex" xmlns:cx7="http://schemas.microsoft.com/office/drawing/2016/5/13/chartex" xmlns:cx8="http://schemas.microsoft.com/office/drawing/2016/5/14/chartex" xmlns:mc="http://schemas.openxmlformats.org/markup-compatibility/2006" xmlns:aink="http://schemas.microsoft.com/office/drawing/2016/ink" xmlns:am3d="http://schemas.microsoft.com/office/drawing/2017/model3d" xmlns:o="urn:schemas-microsoft-com:office:office" xmlns:oel="http://schemas.microsoft.com/office/2019/extlst" xmlns:r="http://schemas.openxmlformats.org/officeDocument/2006/relationships" xmlns:m="http://schemas.openxmlformats.org/officeDocument/2006/math" xmlns:v="urn:schemas-microsoft-com:vml" xmlns:wp14="http://schemas.microsoft.com/office/word/2010/wordprocessingDrawing" xmlns:wp="http://schemas.openxmlformats.org/drawingml/2006/wordprocessingDrawing" xmlns:w10="urn:schemas-microsoft-com:office:word" xmlns:w="http://schemas.openxmlformats.org/wordprocessingml/2006/main" xmlns:w14="http://schemas.microsoft.com/office/word/2010/wordml" xmlns:w15="http://schemas.microsoft.com/office/word/2012/wordml" xmlns:w16cex="http://schemas.microsoft.com/office/word/2018/wordml/cex" xmlns:w16cid="http://schemas.microsoft.com/office/word/2016/wordml/cid" xmlns:w16="http://schemas.microsoft.com/office/word/2018/wordml" xmlns:w16du="http://schemas.microsoft.com/office/word/2023/wordml/word16du" xmlns:w16sdtdh="http://schemas.microsoft.com/office/word/2020/wordml/sdtdatahash" xmlns:w16sdtfl="http://schemas.microsoft.com/office/word/2024/wordml/sdtformatlock" xmlns:w16se="http://schemas.microsoft.com/office/word/2015/wordml/symex" xmlns:wpg="http://schemas.microsoft.com/office/word/2010/wordprocessingGroup" xmlns:wpi="http://schemas.microsoft.com/office/word/2010/wordprocessingInk" xmlns:wne="http://schemas.microsoft.com/office/word/2006/wordml" xmlns:wps="http://schemas.microsoft.com/office/word/2010/wordprocessingShape" mc:Ignorable="w14 w15 w16se w16cid w16 w16cex w16sdtdh w16sdtfl w16du wp14">
   <w:abstractNum w:abstractNumId="0" w15:restartNumberingAfterBreak="0">
     <w:nsid w:val="FFFFFF7C"/>
     <w:multiLevelType w:val="singleLevel"/>
@@ -1125,7 +1204,7 @@
 </file>
 
 <file path=word/styles.xml><?xml version="1.0" encoding="utf-8"?>
-<w:styles xmlns:mc="http://schemas.openxmlformats.org/markup-compatibility/2006" xmlns:r="http://schemas.openxmlformats.org/officeDocument/2006/relationships" xmlns:w="http://schemas.openxmlformats.org/wordprocessingml/2006/main" xmlns:w14="http://schemas.microsoft.com/office/word/2010/wordml" xmlns:w15="http://schemas.microsoft.com/office/word/2012/wordml" xmlns:w16cex="http://schemas.microsoft.com/office/word/2018/wordml/cex" xmlns:w16cid="http://schemas.microsoft.com/office/word/2016/wordml/cid" xmlns:w16="http://schemas.microsoft.com/office/word/2018/wordml" xmlns:w16sdtdh="http://schemas.microsoft.com/office/word/2020/wordml/sdtdatahash" xmlns:w16se="http://schemas.microsoft.com/office/word/2015/wordml/symex" mc:Ignorable="w14 w15 w16se w16cid w16 w16cex w16sdtdh">
+<w:styles xmlns:mc="http://schemas.openxmlformats.org/markup-compatibility/2006" xmlns:r="http://schemas.openxmlformats.org/officeDocument/2006/relationships" xmlns:w="http://schemas.openxmlformats.org/wordprocessingml/2006/main" xmlns:w14="http://schemas.microsoft.com/office/word/2010/wordml" xmlns:w15="http://schemas.microsoft.com/office/word/2012/wordml" xmlns:w16cex="http://schemas.microsoft.com/office/word/2018/wordml/cex" xmlns:w16cid="http://schemas.microsoft.com/office/word/2016/wordml/cid" xmlns:w16="http://schemas.microsoft.com/office/word/2018/wordml" xmlns:w16du="http://schemas.microsoft.com/office/word/2023/wordml/word16du" xmlns:w16sdtdh="http://schemas.microsoft.com/office/word/2020/wordml/sdtdatahash" xmlns:w16sdtfl="http://schemas.microsoft.com/office/word/2024/wordml/sdtformatlock" xmlns:w16se="http://schemas.microsoft.com/office/word/2015/wordml/symex" mc:Ignorable="w14 w15 w16se w16cid w16 w16cex w16sdtdh w16sdtfl w16du">
   <w:docDefaults>
     <w:rPrDefault>
       <w:rPr>
@@ -1883,7 +1962,7 @@
     <w:link w:val="TitleChar"/>
     <w:uiPriority w:val="10"/>
     <w:qFormat/>
-    <w:rsid w:val="007106C8"/>
+    <w:rsid w:val="00E854FA"/>
     <w:pPr>
       <w:spacing w:after="300" w:line="240" w:lineRule="auto"/>
       <w:contextualSpacing/>
@@ -1893,7 +1972,7 @@
       <w:rFonts w:eastAsiaTheme="majorEastAsia" w:cstheme="majorBidi"/>
       <w:spacing w:val="5"/>
       <w:kern w:val="28"/>
-      <w:sz w:val="52"/>
+      <w:sz w:val="40"/>
       <w:szCs w:val="52"/>
       <w:lang w:val="sv-SE" w:eastAsia="en-US" w:bidi="ar-SA"/>
     </w:rPr>
@@ -1903,12 +1982,12 @@
     <w:basedOn w:val="DefaultParagraphFont"/>
     <w:link w:val="Title"/>
     <w:uiPriority w:val="10"/>
-    <w:rsid w:val="007106C8"/>
+    <w:rsid w:val="00E854FA"/>
     <w:rPr>
       <w:rFonts w:ascii="Times New Roman" w:eastAsiaTheme="majorEastAsia" w:hAnsi="Times New Roman" w:cstheme="majorBidi"/>
       <w:spacing w:val="5"/>
       <w:kern w:val="28"/>
-      <w:sz w:val="52"/>
+      <w:sz w:val="40"/>
       <w:szCs w:val="52"/>
       <w:lang w:val="sv-SE" w:eastAsia="en-US" w:bidi="ar-SA"/>
     </w:rPr>

--- a/klagomål/A 27575-2025 FSC-klagomål.docx
+++ b/klagomål/A 27575-2025 FSC-klagomål.docx
@@ -984,7 +984,7 @@
     <w:r>
       <w:tab/>
       <w:tab/>
-      <w:t>2026-06-18</w:t>
+      <w:t>2026-06-19</w:t>
       <w:br/>
       <w:br/>
     </w:r>

--- a/klagomål/A 27575-2025 FSC-klagomål.docx
+++ b/klagomål/A 27575-2025 FSC-klagomål.docx
@@ -984,7 +984,7 @@
     <w:r>
       <w:tab/>
       <w:tab/>
-      <w:t>2026-06-19</w:t>
+      <w:t>2026-06-20</w:t>
       <w:br/>
       <w:br/>
     </w:r>

--- a/klagomål/A 27575-2025 FSC-klagomål.docx
+++ b/klagomål/A 27575-2025 FSC-klagomål.docx
@@ -168,38 +168,7 @@
     </w:p>
     <w:p>
       <w:r>
-        <w:t>Detta dokument behandlar höga naturvärden i avverkningsanmälan A 27575-2025 i Bergs kommun som inkom 2025-06-05 och omfattar 4,6 ha.</w:t>
-      </w:r>
-    </w:p>
-    <w:p>
-      <w:r>
-        <w:t>Nedan presenteras fynd av naturvårdsarter och fridlysta arter som gjorts i det avverkningsanmälda området, samt relevanta utdrag ur standarderna för FSC, Chain of Custody, Controlled Wood och PEFC. I BILAGA 1 finns artfakta om fridlysta arter.</w:t>
-      </w:r>
-    </w:p>
-    <w:p>
-      <w:r>
-        <w:t>Vi förväntar oss att ni återkommer med ett skriftligt svar på vårt klagomål och även beskriver vilka korrigerande åtgärder ni satt in för att rätta till identifierade brister i er efterlevnad av den svenska FSC standarden.</w:t>
-      </w:r>
-    </w:p>
-    <w:p>
-      <w:pPr>
-        <w:pStyle w:val="Heading1"/>
-      </w:pPr>
-      <w:r>
-        <w:t>Naturvårdsarter</w:t>
-      </w:r>
-    </w:p>
-    <w:p>
-      <w:r>
-        <w:t>I och inom 7 meter från avverkningsanmälan har följande 7 naturvårdsarter hittats: blanksvart spiklav (NT), blågrå svartspik (NT), dvärgbägarlav (NT, T), kolflarnlav (NT, T), talltita (NT, §4), vedflamlav (NT) och bårdlav (S, T). Av dessa är 6 rödlistade. För rödlistade arter har rödlistekategorin angivits inom parentes. Arter som är signalarter enligt Skogsstyrelsen har markerats med (S). Typiska arter inom Natura 2000 som är kopplade till skogsekosystem har markerats med (T). För fridlysta arter anges även paragrafen i Artskyddsförordningen som arten är fridlyst enligt.</w:t>
-      </w:r>
-    </w:p>
-    <w:p>
-      <w:r>
-        <w:t>De påträffade naturvårdsarterna är ett tydligt kvitto på att det rör sig om en skog med höga naturvärden.</w:t>
-      </w:r>
-      <w:r>
-        <w:t xml:space="preserve"> I Figur 1 visas fyndplatser för naturvårdsarter i området, som finns registrerade på Artportalen.</w:t>
+        <w:t>Detta klagomål behandlar höga naturvärden i avverkningsanmälan A 27575-2025 i Bergs kommun som inkom 2025-06-05 och omfattar 4,6 ha.</w:t>
       </w:r>
     </w:p>
     <w:p>
@@ -247,58 +216,35 @@
         <w:spacing w:after="240"/>
       </w:pPr>
       <w:r>
-        <w:t>Figur 1. Fyndplatser för naturvårdsarter i och inom 7 meter från avverkningsanmälan (röd linje). Markörer utan svart kant är placerade på fyndplatsen. Markörer med svart kant är placerade vid sidan av fyndplatsen och har ett svart streck som visar fyndplatsens exakta position. Kartans mittpunktskoordinat är N 6971320, E 416789 i SWEREF 99 TM.</w:t>
+        <w:t>Figur 1. Fyndplatser för naturvårdsarter i och inom 7 meter från avverkningsanmälan. Markörer utan svart kant är placerade på fyndplatsen. Markörer med svart kant är placerade vid sidan av fyndplatsen har ett svart streck som visar fyndplatsens exakta position. Kartans mittpunktskoordinat är N 6971320, E 416789 i SWEREF 99 TM.</w:t>
+      </w:r>
+    </w:p>
+    <w:p>
+      <w:r>
+        <w:t>I och inom 7 meter från avverkningsanmälan finns fynd av 7 naturvårdsarter, varav 6 är rödlistade, 1 är fridlyst, 3 är typiska (T) och 1 är signalart (S): blanksvart spiklav (NT), blågrå svartspik (NT), dvärgbägarlav (NT, T), kolflarnlav (NT, T), talltita (NT, §4), vedflamlav (NT) och bårdlav (S, T). Se Figur 1.</w:t>
+      </w:r>
+    </w:p>
+    <w:p>
+      <w:r>
+        <w:t>Nedan presenteras relevanta utdrag ur standarderna för FSC, Chain of Custody, Controlled Wood och PEFC.</w:t>
+      </w:r>
+    </w:p>
+    <w:p>
+      <w:r>
+        <w:t>Vi förväntar oss att ni återkommer med ett skriftligt svar på vårt klagomål och även beskriver vilka korrigerande åtgärder ni satt in för att rätta till identifierade brister i er efterlevnad av den svenska FSC standarden.</w:t>
       </w:r>
     </w:p>
     <w:p>
       <w:pPr>
-        <w:pStyle w:val="Heading2"/>
+        <w:pStyle w:val="Heading1"/>
       </w:pPr>
       <w:r>
-        <w:t>Fridlysta arter</w:t>
+        <w:t>Naturvårdsarter och fridlysta arter</w:t>
       </w:r>
     </w:p>
     <w:p>
       <w:r>
-        <w:t>Följande fridlysta arter har sina livsmiljöer och växtplatser i den avverkningsanmälda skogen: talltita (NT, §4).</w:t>
-      </w:r>
-    </w:p>
-    <w:p>
-      <w:r>
-        <w:t xml:space="preserve">Observera att medlemsländerna är skyldiga att agera i enlighet med EU:s fågeldirektiv där det uttryckligen står att direktivet gäller för fåglar samt för deras ägg, bon och </w:t>
-      </w:r>
-      <w:r>
-        <w:rPr>
-          <w:b/>
-        </w:rPr>
-        <w:t xml:space="preserve">livsmiljöer </w:t>
-      </w:r>
-      <w:r>
-        <w:t>(artikel 1). Vidare att de åtgärder som vidtas inte får leda till en försämring av den nuvarande situationen beträffande bevarandet av de fågelarter som avses i artikel 1 (artikel 13). Fågeldirektivet är styrande för tillsynsansvariga myndigheters ärendehantering, ställningstaganden och beslutsfattande.</w:t>
-      </w:r>
-    </w:p>
-    <w:p>
-      <w:r>
-        <w:rPr>
-          <w:b/>
-        </w:rPr>
-        <w:t>Talltita (NT, §4)</w:t>
-      </w:r>
-      <w:r>
-        <w:t>, rödlistad som nära hotad och prioriterad art i Skogsvårdslagen, har häckningsrevir i anmälan. Arten har minskat kraftigt de senaste 30 åren och minskningstakten innevarande 10-årsperiod beräknas till 20 (10–30) %. Talltitan är synnerligen trogen sitt cirka 15 hektar stora revir och är beroende av flerskiktade olikåldriga skogar för att kunna föda upp sina ungar. Talltitan försvinner om dess livsmiljö kalavverkas (Eggers &amp; Low, 2014; Ekman, 1979; Griesser et al, 2007; Klein, 2020; Siffczyk et al, 2003; SLU Artdatabanken, 2021).</w:t>
-      </w:r>
-    </w:p>
-    <w:p>
-      <w:r>
-        <w:t>I BILAGA 1 finns mer detaljerad information om ekologi samt krav på livsmiljö hos fridlysta arter.</w:t>
-      </w:r>
-    </w:p>
-    <w:p>
-      <w:pPr>
-        <w:pStyle w:val="Heading2"/>
-      </w:pPr>
-      <w:r>
-        <w:t>Övriga naturvårdsarter</w:t>
+        <w:t>Nedan följer beskrivningar av de naturvårdsarter och fridlysta arter som har sina livsmiljöer och växtplatser i den avverkningsanmälda skogen. Se även ytterligare artfakta i BILAGA 1. De påträffade naturvårdsarterna är ett tydligt kvitto på att det rör sig om en skog med höga naturvärden.</w:t>
       </w:r>
     </w:p>
     <w:p>
@@ -321,6 +267,77 @@
       </w:r>
       <w:r>
         <w:t xml:space="preserve"> växer på torr, hård ved av gamla, solbelysta torrakor, högstubbar av tall och grova döda grenar på levande tallar i öppna bestånd av naturskogskaraktär. Nästan alltid rör det sig om tjärrika torrträd och högstubbar (töreved, keloträd) som kan vara en bra bit över hundra år, i vissa fall sannolikt hundratals år gamla. Skogsbruk är idag det allvarligaste hotet. Ett långsiktigt hot är att nybildningen av gamla torrakor och högstubbar är en långsam process vilken ofta är beroende av skogsbrand. Nytt substrat bildas numera sannolikt nästan inte alls då antalet naturliga skogsbränder har minskat drastiskt på grund av effektivare brandbekämpning. Döda träd som lämnas efter avverkning är inte lämpliga för arten, eftersom dessa träd inte varit utsatta för skogsbrand och bildat tjärrik ved. Skogsbruksåtgärder på eller i närheten av växtplatserna bör undvikas. Naturskogsartade skogar med förekomst av arten indikerar höga biologiska värden och bör bevaras. Blågrå svartspik har en mycket begränsad utbredning utanför de nordiska länderna varför dessa länder har ett speciellt ansvar för arten (SLU Artdatabanken, 2024).</w:t>
+      </w:r>
+    </w:p>
+    <w:p>
+      <w:r>
+        <w:rPr>
+          <w:b/>
+        </w:rPr>
+        <w:t>Dvärgbägarlav (NT)</w:t>
+      </w:r>
+      <w:r>
+        <w:t xml:space="preserve"> förekommer över hela Sverige på gammal hård ved, huvudsakligen på tall men i södra Sverige även på ek. Veden utgörs framförallt av grova stubbar, lågor och grenar. Substratet har blivit sällsyntare och nybildning av substrat sker bara i begränsad omfattning. Arten hotas av att grova lågor blir allt sällsyntare i dagens kulturskogar samt att nybildningen av lämpliga substrat går mycket långsamt. En riklig tillgång på gamla tall- eller eklågor måste säkerställas på artens lokaler. Dvärgbägarlav är typisk art för </w:t>
+      </w:r>
+      <w:r>
+        <w:rPr>
+          <w:i/>
+        </w:rPr>
+        <w:t>9010 Taiga</w:t>
+      </w:r>
+      <w:r>
+        <w:t xml:space="preserve"> (SLU Artdatabanken, 2024; Nitare &amp; Skogsstyrelsen, 2019).</w:t>
+      </w:r>
+    </w:p>
+    <w:p>
+      <w:r>
+        <w:rPr>
+          <w:b/>
+        </w:rPr>
+        <w:t>Kolflarnlav (NT)</w:t>
+      </w:r>
+      <w:r>
+        <w:t xml:space="preserve"> är brandberoende och växer nästan uteslutande på kolad hård kärnved av tall. Etableringen verkar ske först 100–300 år efter brand och nytt substrat nybildas i mycket begränsad omfattning. Avverkning av tallskog av naturskogskaraktär med spår av återkommande bränder är ett hot och mängden lämplig ved att växa på för arten minskar dels på grund av naturlig nedbrytning men framförallt på grund av att det förstörs i samband med slutavverkningar, gallringar och markberedning. Såväl kolflarnlav som mörk kolflarnlav har glänsande bålfjäll och förekommer främst i tall- och blandbarrskogar av naturskogskaraktär med spår av återkommande bränder. Skogar som dessa hyser höga biologiska värden och bör skyddas. Kolflarnlav är typisk art för </w:t>
+      </w:r>
+      <w:r>
+        <w:rPr>
+          <w:i/>
+        </w:rPr>
+        <w:t>9010 Taiga</w:t>
+      </w:r>
+      <w:r>
+        <w:t xml:space="preserve"> (SLU Artdatabanken, 2024).</w:t>
+      </w:r>
+    </w:p>
+    <w:p>
+      <w:r>
+        <w:rPr>
+          <w:b/>
+        </w:rPr>
+        <w:t>Talltita (NT, §4)</w:t>
+      </w:r>
+      <w:r>
+        <w:t>, rödlistad som nära hotad och prioriterad art i Skogsvårdslagen, har häckningsrevir i anmälan. Arten har minskat kraftigt de senaste 30 åren och minskningstakten innevarande 10-årsperiod beräknas till 20 (10–30) %. Talltitan är synnerligen trogen sitt cirka 15 hektar stora revir och är beroende av flerskiktade olikåldriga skogar för att kunna föda upp sina ungar. Talltitan försvinner om dess livsmiljö kalavverkas (Eggers &amp; Low, 2014; Ekman, 1979; Griesser et al, 2007; Klein, 2020; Siffczyk et al, 2003; SLU Artdatabanken, 2021).</w:t>
+      </w:r>
+    </w:p>
+    <w:p>
+      <w:r>
+        <w:rPr>
+          <w:b/>
+        </w:rPr>
+        <w:t>Vedflamlav (NT)</w:t>
+      </w:r>
+      <w:r>
+        <w:t xml:space="preserve"> växer på gammal hård och torr, exponerad kärnved av tall, främst på högstubbar i ljusöppna lägen, t.ex. vid och på myrar, sjökanter, i glesa hällmarkskogar och i brandpräglade tallnaturskogar. Substratet nyskapas i begränsad omfattning och arten är en utmärkt indikator på höga naturvärden i denna skogstyp. Tall- och barrblandskogar med naturskogskaraktär och spår av bränder har ofta höga biologiska värden och bör skyddas. På vedflamlavens bål kan den sällsynta spiklaven/parasiten </w:t>
+      </w:r>
+      <w:r>
+        <w:rPr>
+          <w:i/>
+        </w:rPr>
+        <w:t>Calicium ramboldiicola</w:t>
+      </w:r>
+      <w:r>
+        <w:t xml:space="preserve"> (VU) påträffas (SLU Artdatabanken, 2026).</w:t>
       </w:r>
     </w:p>
     <w:p>
@@ -368,66 +385,6 @@
       </w:r>
       <w:r>
         <w:t xml:space="preserve"> (SLU Artdatabanken, 2026; Nitare &amp; Skogsstyrelsen, 2019).</w:t>
-      </w:r>
-    </w:p>
-    <w:p>
-      <w:r>
-        <w:rPr>
-          <w:b/>
-        </w:rPr>
-        <w:t>Dvärgbägarlav (NT)</w:t>
-      </w:r>
-      <w:r>
-        <w:t xml:space="preserve"> förekommer över hela Sverige på gammal hård ved, huvudsakligen på tall men i södra Sverige även på ek. Veden utgörs framförallt av grova stubbar, lågor och grenar. Substratet har blivit sällsyntare och nybildning av substrat sker bara i begränsad omfattning. Arten hotas av att grova lågor blir allt sällsyntare i dagens kulturskogar samt att nybildningen av lämpliga substrat går mycket långsamt. En riklig tillgång på gamla tall- eller eklågor måste säkerställas på artens lokaler. Dvärgbägarlav är typisk art för </w:t>
-      </w:r>
-      <w:r>
-        <w:rPr>
-          <w:i/>
-        </w:rPr>
-        <w:t>9010 Taiga</w:t>
-      </w:r>
-      <w:r>
-        <w:t xml:space="preserve"> (SLU Artdatabanken, 2024; Nitare &amp; Skogsstyrelsen, 2019).</w:t>
-      </w:r>
-    </w:p>
-    <w:p>
-      <w:r>
-        <w:rPr>
-          <w:b/>
-        </w:rPr>
-        <w:t>Kolflarnlav (NT)</w:t>
-      </w:r>
-      <w:r>
-        <w:t xml:space="preserve"> är brandberoende och växer nästan uteslutande på kolad hård kärnved av tall. Etableringen verkar ske först 100–300 år efter brand och nytt substrat nybildas i mycket begränsad omfattning. Avverkning av tallskog av naturskogskaraktär med spår av återkommande bränder är ett hot och mängden lämplig ved att växa på för arten minskar dels på grund av naturlig nedbrytning men framförallt på grund av att det förstörs i samband med slutavverkningar, gallringar och markberedning. Såväl kolflarnlav som mörk kolflarnlav har glänsande bålfjäll och förekommer främst i tall- och blandbarrskogar av naturskogskaraktär med spår av återkommande bränder. Skogar som dessa hyser höga biologiska värden och bör skyddas. Kolflarnlav är typisk art för </w:t>
-      </w:r>
-      <w:r>
-        <w:rPr>
-          <w:i/>
-        </w:rPr>
-        <w:t>9010 Taiga</w:t>
-      </w:r>
-      <w:r>
-        <w:t xml:space="preserve"> (SLU Artdatabanken, 2024).</w:t>
-      </w:r>
-    </w:p>
-    <w:p>
-      <w:r>
-        <w:rPr>
-          <w:b/>
-        </w:rPr>
-        <w:t>Vedflamlav (NT)</w:t>
-      </w:r>
-      <w:r>
-        <w:t xml:space="preserve"> växer på gammal hård och torr, exponerad kärnved av tall, främst på högstubbar i ljusöppna lägen, t.ex. vid och på myrar, sjökanter, i glesa hällmarkskogar och i brandpräglade tallnaturskogar. Substratet nyskapas i begränsad omfattning och arten är en utmärkt indikator på höga naturvärden i denna skogstyp. Tall- och barrblandskogar med naturskogskaraktär och spår av bränder har ofta höga biologiska värden och bör skyddas. På vedflamlavens bål kan den sällsynta spiklaven/parasiten </w:t>
-      </w:r>
-      <w:r>
-        <w:rPr>
-          <w:i/>
-        </w:rPr>
-        <w:t>Calicium ramboldiicola</w:t>
-      </w:r>
-      <w:r>
-        <w:t xml:space="preserve"> (VU) påträffas (SLU Artdatabanken, 2026).</w:t>
       </w:r>
     </w:p>
     <w:p>
@@ -984,7 +941,7 @@
     <w:r>
       <w:tab/>
       <w:tab/>
-      <w:t>2026-06-20</w:t>
+      <w:t>2026-06-21</w:t>
       <w:br/>
       <w:br/>
     </w:r>

--- a/klagomål/A 27575-2025 FSC-klagomål.docx
+++ b/klagomål/A 27575-2025 FSC-klagomål.docx
@@ -941,7 +941,7 @@
     <w:r>
       <w:tab/>
       <w:tab/>
-      <w:t>2026-06-21</w:t>
+      <w:t>2026-06-22</w:t>
       <w:br/>
       <w:br/>
     </w:r>

--- a/klagomål/A 27575-2025 FSC-klagomål.docx
+++ b/klagomål/A 27575-2025 FSC-klagomål.docx
@@ -941,7 +941,7 @@
     <w:r>
       <w:tab/>
       <w:tab/>
-      <w:t>2026-06-22</w:t>
+      <w:t>2026-06-23</w:t>
       <w:br/>
       <w:br/>
     </w:r>

--- a/klagomål/A 27575-2025 FSC-klagomål.docx
+++ b/klagomål/A 27575-2025 FSC-klagomål.docx
@@ -941,7 +941,7 @@
     <w:r>
       <w:tab/>
       <w:tab/>
-      <w:t>2026-06-23</w:t>
+      <w:t>2026-06-24</w:t>
       <w:br/>
       <w:br/>
     </w:r>

--- a/klagomål/A 27575-2025 FSC-klagomål.docx
+++ b/klagomål/A 27575-2025 FSC-klagomål.docx
@@ -941,7 +941,7 @@
     <w:r>
       <w:tab/>
       <w:tab/>
-      <w:t>2026-06-24</w:t>
+      <w:t>2026-06-25</w:t>
       <w:br/>
       <w:br/>
     </w:r>

--- a/klagomål/A 27575-2025 FSC-klagomål.docx
+++ b/klagomål/A 27575-2025 FSC-klagomål.docx
@@ -941,7 +941,7 @@
     <w:r>
       <w:tab/>
       <w:tab/>
-      <w:t>2026-06-25</w:t>
+      <w:t>2026-06-26</w:t>
       <w:br/>
       <w:br/>
     </w:r>

--- a/klagomål/A 27575-2025 FSC-klagomål.docx
+++ b/klagomål/A 27575-2025 FSC-klagomål.docx
@@ -941,7 +941,7 @@
     <w:r>
       <w:tab/>
       <w:tab/>
-      <w:t>2026-06-26</w:t>
+      <w:t>2026-06-27</w:t>
       <w:br/>
       <w:br/>
     </w:r>

--- a/klagomål/A 27575-2025 FSC-klagomål.docx
+++ b/klagomål/A 27575-2025 FSC-klagomål.docx
@@ -941,7 +941,7 @@
     <w:r>
       <w:tab/>
       <w:tab/>
-      <w:t>2026-06-27</w:t>
+      <w:t>2026-06-28</w:t>
       <w:br/>
       <w:br/>
     </w:r>

--- a/klagomål/A 27575-2025 FSC-klagomål.docx
+++ b/klagomål/A 27575-2025 FSC-klagomål.docx
@@ -941,7 +941,7 @@
     <w:r>
       <w:tab/>
       <w:tab/>
-      <w:t>2026-06-28</w:t>
+      <w:t>2026-06-29</w:t>
       <w:br/>
       <w:br/>
     </w:r>

--- a/klagomål/A 27575-2025 FSC-klagomål.docx
+++ b/klagomål/A 27575-2025 FSC-klagomål.docx
@@ -941,7 +941,7 @@
     <w:r>
       <w:tab/>
       <w:tab/>
-      <w:t>2026-06-29</w:t>
+      <w:t>2026-06-30</w:t>
       <w:br/>
       <w:br/>
     </w:r>

--- a/klagomål/A 27575-2025 FSC-klagomål.docx
+++ b/klagomål/A 27575-2025 FSC-klagomål.docx
@@ -941,7 +941,7 @@
     <w:r>
       <w:tab/>
       <w:tab/>
-      <w:t>2026-06-30</w:t>
+      <w:t>2026-07-01</w:t>
       <w:br/>
       <w:br/>
     </w:r>

--- a/klagomål/A 27575-2025 FSC-klagomål.docx
+++ b/klagomål/A 27575-2025 FSC-klagomål.docx
@@ -941,7 +941,7 @@
     <w:r>
       <w:tab/>
       <w:tab/>
-      <w:t>2026-07-01</w:t>
+      <w:t>2026-07-02</w:t>
       <w:br/>
       <w:br/>
     </w:r>

--- a/klagomål/A 27575-2025 FSC-klagomål.docx
+++ b/klagomål/A 27575-2025 FSC-klagomål.docx
@@ -941,7 +941,7 @@
     <w:r>
       <w:tab/>
       <w:tab/>
-      <w:t>2026-07-13</w:t>
+      <w:t>2026-07-14</w:t>
       <w:br/>
       <w:br/>
     </w:r>

--- a/klagomål/A 27575-2025 FSC-klagomål.docx
+++ b/klagomål/A 27575-2025 FSC-klagomål.docx
@@ -941,7 +941,7 @@
     <w:r>
       <w:tab/>
       <w:tab/>
-      <w:t>2026-07-14</w:t>
+      <w:t>2026-07-15</w:t>
       <w:br/>
       <w:br/>
     </w:r>

--- a/klagomål/A 27575-2025 FSC-klagomål.docx
+++ b/klagomål/A 27575-2025 FSC-klagomål.docx
@@ -941,7 +941,7 @@
     <w:r>
       <w:tab/>
       <w:tab/>
-      <w:t>2026-07-15</w:t>
+      <w:t>2026-07-16</w:t>
       <w:br/>
       <w:br/>
     </w:r>

--- a/klagomål/A 27575-2025 FSC-klagomål.docx
+++ b/klagomål/A 27575-2025 FSC-klagomål.docx
@@ -941,7 +941,7 @@
     <w:r>
       <w:tab/>
       <w:tab/>
-      <w:t>2026-07-16</w:t>
+      <w:t>2026-07-17</w:t>
       <w:br/>
       <w:br/>
     </w:r>

--- a/klagomål/A 27575-2025 FSC-klagomål.docx
+++ b/klagomål/A 27575-2025 FSC-klagomål.docx
@@ -941,7 +941,7 @@
     <w:r>
       <w:tab/>
       <w:tab/>
-      <w:t>2026-07-17</w:t>
+      <w:t>2026-07-18</w:t>
       <w:br/>
       <w:br/>
     </w:r>

--- a/klagomål/A 27575-2025 FSC-klagomål.docx
+++ b/klagomål/A 27575-2025 FSC-klagomål.docx
@@ -941,7 +941,7 @@
     <w:r>
       <w:tab/>
       <w:tab/>
-      <w:t>2026-07-18</w:t>
+      <w:t>2026-07-19</w:t>
       <w:br/>
       <w:br/>
     </w:r>

--- a/klagomål/A 27575-2025 FSC-klagomål.docx
+++ b/klagomål/A 27575-2025 FSC-klagomål.docx
@@ -941,7 +941,7 @@
     <w:r>
       <w:tab/>
       <w:tab/>
-      <w:t>2026-07-19</w:t>
+      <w:t>2026-07-20</w:t>
       <w:br/>
       <w:br/>
     </w:r>

--- a/klagomål/A 27575-2025 FSC-klagomål.docx
+++ b/klagomål/A 27575-2025 FSC-klagomål.docx
@@ -941,7 +941,7 @@
     <w:r>
       <w:tab/>
       <w:tab/>
-      <w:t>2026-07-20</w:t>
+      <w:t>2026-07-21</w:t>
       <w:br/>
       <w:br/>
     </w:r>

--- a/klagomål/A 27575-2025 FSC-klagomål.docx
+++ b/klagomål/A 27575-2025 FSC-klagomål.docx
@@ -941,7 +941,7 @@
     <w:r>
       <w:tab/>
       <w:tab/>
-      <w:t>2026-07-21</w:t>
+      <w:t>2026-07-22</w:t>
       <w:br/>
       <w:br/>
     </w:r>

--- a/klagomål/A 27575-2025 FSC-klagomål.docx
+++ b/klagomål/A 27575-2025 FSC-klagomål.docx
@@ -941,7 +941,7 @@
     <w:r>
       <w:tab/>
       <w:tab/>
-      <w:t>2026-07-22</w:t>
+      <w:t>2026-07-23</w:t>
       <w:br/>
       <w:br/>
     </w:r>

--- a/klagomål/A 27575-2025 FSC-klagomål.docx
+++ b/klagomål/A 27575-2025 FSC-klagomål.docx
@@ -941,7 +941,7 @@
     <w:r>
       <w:tab/>
       <w:tab/>
-      <w:t>2026-07-23</w:t>
+      <w:t>2026-07-24</w:t>
       <w:br/>
       <w:br/>
     </w:r>

--- a/klagomål/A 27575-2025 FSC-klagomål.docx
+++ b/klagomål/A 27575-2025 FSC-klagomål.docx
@@ -941,7 +941,7 @@
     <w:r>
       <w:tab/>
       <w:tab/>
-      <w:t>2026-07-24</w:t>
+      <w:t>2026-07-25</w:t>
       <w:br/>
       <w:br/>
     </w:r>

--- a/klagomål/A 27575-2025 FSC-klagomål.docx
+++ b/klagomål/A 27575-2025 FSC-klagomål.docx
@@ -941,7 +941,7 @@
     <w:r>
       <w:tab/>
       <w:tab/>
-      <w:t>2026-07-25</w:t>
+      <w:t>2026-07-26</w:t>
       <w:br/>
       <w:br/>
     </w:r>

--- a/klagomål/A 27575-2025 FSC-klagomål.docx
+++ b/klagomål/A 27575-2025 FSC-klagomål.docx
@@ -941,7 +941,7 @@
     <w:r>
       <w:tab/>
       <w:tab/>
-      <w:t>2026-07-26</w:t>
+      <w:t>2026-07-27</w:t>
       <w:br/>
       <w:br/>
     </w:r>

--- a/klagomål/A 27575-2025 FSC-klagomål.docx
+++ b/klagomål/A 27575-2025 FSC-klagomål.docx
@@ -941,7 +941,7 @@
     <w:r>
       <w:tab/>
       <w:tab/>
-      <w:t>2026-07-27</w:t>
+      <w:t>2026-07-28</w:t>
       <w:br/>
       <w:br/>
     </w:r>

--- a/klagomål/A 27575-2025 FSC-klagomål.docx
+++ b/klagomål/A 27575-2025 FSC-klagomål.docx
@@ -941,7 +941,7 @@
     <w:r>
       <w:tab/>
       <w:tab/>
-      <w:t>2026-07-28</w:t>
+      <w:t>2026-07-29</w:t>
       <w:br/>
       <w:br/>
     </w:r>

--- a/klagomål/A 27575-2025 FSC-klagomål.docx
+++ b/klagomål/A 27575-2025 FSC-klagomål.docx
@@ -941,7 +941,7 @@
     <w:r>
       <w:tab/>
       <w:tab/>
-      <w:t>2026-07-29</w:t>
+      <w:t>2026-07-30</w:t>
       <w:br/>
       <w:br/>
     </w:r>

--- a/klagomål/A 27575-2025 FSC-klagomål.docx
+++ b/klagomål/A 27575-2025 FSC-klagomål.docx
@@ -941,7 +941,7 @@
     <w:r>
       <w:tab/>
       <w:tab/>
-      <w:t>2026-07-30</w:t>
+      <w:t>2026-07-31</w:t>
       <w:br/>
       <w:br/>
     </w:r>

--- a/klagomål/A 27575-2025 FSC-klagomål.docx
+++ b/klagomål/A 27575-2025 FSC-klagomål.docx
@@ -941,7 +941,7 @@
     <w:r>
       <w:tab/>
       <w:tab/>
-      <w:t>2026-07-31</w:t>
+      <w:t>2026-08-01</w:t>
       <w:br/>
       <w:br/>
     </w:r>

--- a/klagomål/A 27575-2025 FSC-klagomål.docx
+++ b/klagomål/A 27575-2025 FSC-klagomål.docx
@@ -941,7 +941,7 @@
     <w:r>
       <w:tab/>
       <w:tab/>
-      <w:t>2026-08-01</w:t>
+      <w:t>2026-08-02</w:t>
       <w:br/>
       <w:br/>
     </w:r>

--- a/klagomål/A 27575-2025 FSC-klagomål.docx
+++ b/klagomål/A 27575-2025 FSC-klagomål.docx
@@ -941,7 +941,7 @@
     <w:r>
       <w:tab/>
       <w:tab/>
-      <w:t>2026-08-02</w:t>
+      <w:t>2026-08-03</w:t>
       <w:br/>
       <w:br/>
     </w:r>

--- a/klagomål/A 27575-2025 FSC-klagomål.docx
+++ b/klagomål/A 27575-2025 FSC-klagomål.docx
@@ -941,7 +941,7 @@
     <w:r>
       <w:tab/>
       <w:tab/>
-      <w:t>2026-08-03</w:t>
+      <w:t>2026-08-04</w:t>
       <w:br/>
       <w:br/>
     </w:r>

--- a/klagomål/A 27575-2025 FSC-klagomål.docx
+++ b/klagomål/A 27575-2025 FSC-klagomål.docx
@@ -941,7 +941,7 @@
     <w:r>
       <w:tab/>
       <w:tab/>
-      <w:t>2026-08-04</w:t>
+      <w:t>2026-08-05</w:t>
       <w:br/>
       <w:br/>
     </w:r>

--- a/klagomål/A 27575-2025 FSC-klagomål.docx
+++ b/klagomål/A 27575-2025 FSC-klagomål.docx
@@ -941,7 +941,7 @@
     <w:r>
       <w:tab/>
       <w:tab/>
-      <w:t>2026-08-05</w:t>
+      <w:t>2026-08-07</w:t>
       <w:br/>
       <w:br/>
     </w:r>

--- a/klagomål/A 27575-2025 FSC-klagomål.docx
+++ b/klagomål/A 27575-2025 FSC-klagomål.docx
@@ -941,7 +941,7 @@
     <w:r>
       <w:tab/>
       <w:tab/>
-      <w:t>2026-08-07</w:t>
+      <w:t>2026-08-08</w:t>
       <w:br/>
       <w:br/>
     </w:r>

--- a/klagomål/A 27575-2025 FSC-klagomål.docx
+++ b/klagomål/A 27575-2025 FSC-klagomål.docx
@@ -178,7 +178,7 @@
       <w:r>
         <w:drawing>
           <wp:inline xmlns:a="http://schemas.openxmlformats.org/drawingml/2006/main" xmlns:pic="http://schemas.openxmlformats.org/drawingml/2006/picture">
-            <wp:extent cx="5486400" cy="4839721"/>
+            <wp:extent cx="5486400" cy="4843491"/>
             <wp:docPr id="1" name="Picture 1"/>
             <wp:cNvGraphicFramePr>
               <a:graphicFrameLocks noChangeAspect="1"/>
@@ -199,7 +199,7 @@
                   <pic:spPr>
                     <a:xfrm>
                       <a:off x="0" y="0"/>
-                      <a:ext cx="5486400" cy="4839721"/>
+                      <a:ext cx="5486400" cy="4843491"/>
                     </a:xfrm>
                     <a:prstGeom prst="rect"/>
                   </pic:spPr>
@@ -216,12 +216,12 @@
         <w:spacing w:after="240"/>
       </w:pPr>
       <w:r>
-        <w:t>Figur 1. Fyndplatser för naturvårdsarter i och inom 7 meter från avverkningsanmälan. Markörer utan svart kant är placerade på fyndplatsen. Markörer med svart kant är placerade vid sidan av fyndplatsen har ett svart streck som visar fyndplatsens exakta position. Kartans mittpunktskoordinat är N 6971320, E 416789 i SWEREF 99 TM.</w:t>
+        <w:t>Figur 1. Fyndplatser för naturvårdsarter i och inom 7 meter från avverkningsanmälan. Markörer utan svart kant är placerade på fyndplatsen. Markörer med svart kant är placerade vid sidan av fyndplatsen och har ett svart streck som visar fyndplatsens exakta position. Kartans mittpunktskoordinat är N 6971320, E 416789 i SWEREF 99 TM.</w:t>
       </w:r>
     </w:p>
     <w:p>
       <w:r>
-        <w:t>I och inom 7 meter från avverkningsanmälan finns fynd av 7 naturvårdsarter, varav 6 är rödlistade, 1 är fridlyst, 3 är typiska (T) och 1 är signalart (S): blanksvart spiklav (NT), blågrå svartspik (NT), dvärgbägarlav (NT, T), kolflarnlav (NT, T), talltita (NT, §4), vedflamlav (NT) och bårdlav (S, T). Se Figur 1.</w:t>
+        <w:t>I och inom 7 meter från avverkningsanmälan finns fynd av 11 naturvårdsarter, varav 10 är rödlistade, 2 är fridlysta, 5 är typiska (T) och 1 är signalart (S): tornseglare (VU, §4), blanksvart spiklav (NT), blågrå svartspik (NT), dvärgbägarlav (NT, T), kolflarnlav (NT, T), talltita (NT, §4), vedflamlav (NT), vedskivlav (NT, T), vedtrappmossa (NT, T), äggvaxskivling (NT) och bårdlav (S, T). Se Figur 1.</w:t>
       </w:r>
     </w:p>
     <w:p>
@@ -252,6 +252,17 @@
         <w:rPr>
           <w:b/>
         </w:rPr>
+        <w:t>Tornseglare (VU, §4)</w:t>
+      </w:r>
+      <w:r>
+        <w:t xml:space="preserve"> har minskat med 40 (30–50) % under de senaste 24 åren och minskningstakten överstiger gränsvärdet för sårbar (VU). Tornseglaren är en typisk hålhäckare som numera huvudsakligen är knuten till mänsklig bebyggelse. En mindre andel av beståndet häckar i mer ursprungliga miljöer, i första hand i gamla hackspetthål (främst spillkråkehål) och andra typer av håligheter i träd, men även i klippskrevor. I de inre delarna av de två nordligaste länen (Lappland) häckar den huvudsakligen i ren skogsmiljö, framförallt i gammal gles tallskog. För de tornseglare som häckar i träd i Norrlands inland har situationen sannolikt försämrats till följd av minskad mängd hålträd och av stora arealer tät produktionsskog. När arten förekommer i sluten skog handlar det ofta om skyddsvärda skogsmiljöer med äldre tallskog av naturskogskaraktär (SLU Artdatabanken, 2026; Skogsstyrelsen, 2016).</w:t>
+      </w:r>
+    </w:p>
+    <w:p>
+      <w:r>
+        <w:rPr>
+          <w:b/>
+        </w:rPr>
         <w:t>Blanksvart spiklav (NT)</w:t>
       </w:r>
       <w:r>
@@ -338,6 +349,57 @@
       </w:r>
       <w:r>
         <w:t xml:space="preserve"> (VU) påträffas (SLU Artdatabanken, 2026).</w:t>
+      </w:r>
+    </w:p>
+    <w:p>
+      <w:r>
+        <w:rPr>
+          <w:b/>
+        </w:rPr>
+        <w:t>Vedskivlav (NT)</w:t>
+      </w:r>
+      <w:r>
+        <w:t xml:space="preserve"> växer på gammal, torr, exponerad, hård kärnved av framförallt tall i naturskogsartade bestånd. Avverkning av tallskog av naturskogskaraktär med spår av återkommande bränder är ett hot. Mängden lämplig ved att växa på för vedskivlav minskar, dels på grund av naturlig nedbrytning men framförallt på grund av att de förstörs i samband med slutavverkningar, gallringar och markberedning. Tall- och blandbarrskogar av naturskogskaraktär med spår av återkommande bränder bör skyddas. Vedskivlav är typisk art för </w:t>
+      </w:r>
+      <w:r>
+        <w:rPr>
+          <w:i/>
+        </w:rPr>
+        <w:t>9010 Taiga</w:t>
+      </w:r>
+      <w:r>
+        <w:t xml:space="preserve"> (SLU Artdatabanken, 2024).</w:t>
+      </w:r>
+    </w:p>
+    <w:p>
+      <w:r>
+        <w:rPr>
+          <w:b/>
+        </w:rPr>
+        <w:t xml:space="preserve">Vedtrappmossa (NT) </w:t>
+      </w:r>
+      <w:r>
+        <w:t xml:space="preserve">växer på död ved, främst i gammal granskog. Den förekommer knappast alls i fjällnära barrskogar utan finns i skogslandskapet nedom fjällen och framför allt i landets södra delar är den en mycket bra signalart för barrnaturskog med höga naturvärden. Skogsavverkning och brist på grov död ved i skogen är de allvarligaste hoten och den överlever inte kalhyggesbruk. Lokaler med sluten granskog, tillräckligt stora för att säkerställa ett kontinuerligt tillskott på grova lågor, bör undantas från storskaligt skogsbruk. Vedtrappmossa är typisk art för </w:t>
+      </w:r>
+      <w:r>
+        <w:rPr>
+          <w:i/>
+        </w:rPr>
+        <w:t>9010 Taiga</w:t>
+      </w:r>
+      <w:r>
+        <w:t xml:space="preserve"> (SLU Artdatabanken, 2024).</w:t>
+      </w:r>
+    </w:p>
+    <w:p>
+      <w:r>
+        <w:rPr>
+          <w:b/>
+        </w:rPr>
+        <w:t>Äggvaxskivling (NT)</w:t>
+      </w:r>
+      <w:r>
+        <w:t xml:space="preserve"> bildar mykorrhiza med gran och förekommer huvudsakligen i äldre blåbärsgranskog. Har i Sverige en nordlig utbredningsbild och är relativt vanlig i norra Sverige. Total population i landet bedöms ha minskat kraftigt och fortgående att minska p.g.a. slutavverkningar av kontinuitetsskogar. Skogar med rik förekomst av äggvaxskivling brukar ha en artrik flora av mykorrhizasvampar och kan betraktas som nyckelbiotoper (SLU Artdatabanken, 2024).</w:t>
       </w:r>
     </w:p>
     <w:p>
@@ -493,7 +555,7 @@
         <w:rPr>
           <w:i/>
         </w:rPr>
-        <w:t>I det avverkningsanmälda skogsområdet har 7 naturvårdsarter varav 6 rödlistade arter sina livsmiljöer och växtplatser.</w:t>
+        <w:t>I det avverkningsanmälda skogsområdet har 11 naturvårdsarter varav 10 rödlistade arter sina livsmiljöer och växtplatser.</w:t>
       </w:r>
     </w:p>
     <w:p>
@@ -941,7 +1003,7 @@
     <w:r>
       <w:tab/>
       <w:tab/>
-      <w:t>2026-08-14</w:t>
+      <w:t>2026-08-15</w:t>
       <w:br/>
       <w:br/>
     </w:r>

--- a/klagomål/A 27575-2025 FSC-klagomål.docx
+++ b/klagomål/A 27575-2025 FSC-klagomål.docx
@@ -1003,7 +1003,7 @@
     <w:r>
       <w:tab/>
       <w:tab/>
-      <w:t>2026-08-15</w:t>
+      <w:t>2026-08-16</w:t>
       <w:br/>
       <w:br/>
     </w:r>

--- a/klagomål/A 27575-2025 FSC-klagomål.docx
+++ b/klagomål/A 27575-2025 FSC-klagomål.docx
@@ -1003,7 +1003,7 @@
     <w:r>
       <w:tab/>
       <w:tab/>
-      <w:t>2026-08-16</w:t>
+      <w:t>2026-08-17</w:t>
       <w:br/>
       <w:br/>
     </w:r>

--- a/klagomål/A 27575-2025 FSC-klagomål.docx
+++ b/klagomål/A 27575-2025 FSC-klagomål.docx
@@ -1003,7 +1003,7 @@
     <w:r>
       <w:tab/>
       <w:tab/>
-      <w:t>2026-08-17</w:t>
+      <w:t>2026-08-18</w:t>
       <w:br/>
       <w:br/>
     </w:r>

--- a/klagomål/A 27575-2025 FSC-klagomål.docx
+++ b/klagomål/A 27575-2025 FSC-klagomål.docx
@@ -1003,7 +1003,7 @@
     <w:r>
       <w:tab/>
       <w:tab/>
-      <w:t>2026-08-18</w:t>
+      <w:t>2026-08-19</w:t>
       <w:br/>
       <w:br/>
     </w:r>

--- a/klagomål/A 27575-2025 FSC-klagomål.docx
+++ b/klagomål/A 27575-2025 FSC-klagomål.docx
@@ -1003,7 +1003,7 @@
     <w:r>
       <w:tab/>
       <w:tab/>
-      <w:t>2026-08-19</w:t>
+      <w:t>2026-08-20</w:t>
       <w:br/>
       <w:br/>
     </w:r>

--- a/klagomål/A 27575-2025 FSC-klagomål.docx
+++ b/klagomål/A 27575-2025 FSC-klagomål.docx
@@ -1003,7 +1003,7 @@
     <w:r>
       <w:tab/>
       <w:tab/>
-      <w:t>2026-08-20</w:t>
+      <w:t>2026-08-21</w:t>
       <w:br/>
       <w:br/>
     </w:r>

--- a/klagomål/A 27575-2025 FSC-klagomål.docx
+++ b/klagomål/A 27575-2025 FSC-klagomål.docx
@@ -1003,7 +1003,7 @@
     <w:r>
       <w:tab/>
       <w:tab/>
-      <w:t>2026-08-21</w:t>
+      <w:t>2026-08-22</w:t>
       <w:br/>
       <w:br/>
     </w:r>

--- a/klagomål/A 27575-2025 FSC-klagomål.docx
+++ b/klagomål/A 27575-2025 FSC-klagomål.docx
@@ -1003,7 +1003,7 @@
     <w:r>
       <w:tab/>
       <w:tab/>
-      <w:t>2026-08-22</w:t>
+      <w:t>2026-08-23</w:t>
       <w:br/>
       <w:br/>
     </w:r>

--- a/klagomål/A 27575-2025 FSC-klagomål.docx
+++ b/klagomål/A 27575-2025 FSC-klagomål.docx
@@ -1003,7 +1003,7 @@
     <w:r>
       <w:tab/>
       <w:tab/>
-      <w:t>2026-08-23</w:t>
+      <w:t>2026-08-24</w:t>
       <w:br/>
       <w:br/>
     </w:r>

--- a/klagomål/A 27575-2025 FSC-klagomål.docx
+++ b/klagomål/A 27575-2025 FSC-klagomål.docx
@@ -1003,7 +1003,7 @@
     <w:r>
       <w:tab/>
       <w:tab/>
-      <w:t>2026-08-24</w:t>
+      <w:t>2026-08-25</w:t>
       <w:br/>
       <w:br/>
     </w:r>

--- a/klagomål/A 27575-2025 FSC-klagomål.docx
+++ b/klagomål/A 27575-2025 FSC-klagomål.docx
@@ -1003,7 +1003,7 @@
     <w:r>
       <w:tab/>
       <w:tab/>
-      <w:t>2026-08-25</w:t>
+      <w:t>2026-08-26</w:t>
       <w:br/>
       <w:br/>
     </w:r>

--- a/klagomål/A 27575-2025 FSC-klagomål.docx
+++ b/klagomål/A 27575-2025 FSC-klagomål.docx
@@ -1003,7 +1003,7 @@
     <w:r>
       <w:tab/>
       <w:tab/>
-      <w:t>2026-08-26</w:t>
+      <w:t>2026-08-27</w:t>
       <w:br/>
       <w:br/>
     </w:r>

--- a/klagomål/A 27575-2025 FSC-klagomål.docx
+++ b/klagomål/A 27575-2025 FSC-klagomål.docx
@@ -1003,7 +1003,7 @@
     <w:r>
       <w:tab/>
       <w:tab/>
-      <w:t>2026-08-27</w:t>
+      <w:t>2026-08-28</w:t>
       <w:br/>
       <w:br/>
     </w:r>

--- a/klagomål/A 27575-2025 FSC-klagomål.docx
+++ b/klagomål/A 27575-2025 FSC-klagomål.docx
@@ -1003,7 +1003,7 @@
     <w:r>
       <w:tab/>
       <w:tab/>
-      <w:t>2026-08-28</w:t>
+      <w:t>2026-08-29</w:t>
       <w:br/>
       <w:br/>
     </w:r>

--- a/klagomål/A 27575-2025 FSC-klagomål.docx
+++ b/klagomål/A 27575-2025 FSC-klagomål.docx
@@ -1003,7 +1003,7 @@
     <w:r>
       <w:tab/>
       <w:tab/>
-      <w:t>2026-08-29</w:t>
+      <w:t>2026-08-31</w:t>
       <w:br/>
       <w:br/>
     </w:r>

--- a/klagomål/A 27575-2025 FSC-klagomål.docx
+++ b/klagomål/A 27575-2025 FSC-klagomål.docx
@@ -1003,7 +1003,7 @@
     <w:r>
       <w:tab/>
       <w:tab/>
-      <w:t>2026-08-31</w:t>
+      <w:t>2026-09-01</w:t>
       <w:br/>
       <w:br/>
     </w:r>

--- a/klagomål/A 27575-2025 FSC-klagomål.docx
+++ b/klagomål/A 27575-2025 FSC-klagomål.docx
@@ -1003,7 +1003,7 @@
     <w:r>
       <w:tab/>
       <w:tab/>
-      <w:t>2026-09-01</w:t>
+      <w:t>2026-09-02</w:t>
       <w:br/>
       <w:br/>
     </w:r>

--- a/klagomål/A 27575-2025 FSC-klagomål.docx
+++ b/klagomål/A 27575-2025 FSC-klagomål.docx
@@ -1003,7 +1003,7 @@
     <w:r>
       <w:tab/>
       <w:tab/>
-      <w:t>2026-09-02</w:t>
+      <w:t>2026-09-03</w:t>
       <w:br/>
       <w:br/>
     </w:r>

--- a/klagomål/A 27575-2025 FSC-klagomål.docx
+++ b/klagomål/A 27575-2025 FSC-klagomål.docx
@@ -1003,7 +1003,7 @@
     <w:r>
       <w:tab/>
       <w:tab/>
-      <w:t>2026-09-03</w:t>
+      <w:t>2026-09-04</w:t>
       <w:br/>
       <w:br/>
     </w:r>

--- a/klagomål/A 27575-2025 FSC-klagomål.docx
+++ b/klagomål/A 27575-2025 FSC-klagomål.docx
@@ -1003,7 +1003,7 @@
     <w:r>
       <w:tab/>
       <w:tab/>
-      <w:t>2026-09-04</w:t>
+      <w:t>2026-09-05</w:t>
       <w:br/>
       <w:br/>
     </w:r>

--- a/klagomål/A 27575-2025 FSC-klagomål.docx
+++ b/klagomål/A 27575-2025 FSC-klagomål.docx
@@ -1003,7 +1003,7 @@
     <w:r>
       <w:tab/>
       <w:tab/>
-      <w:t>2026-09-05</w:t>
+      <w:t>2026-09-06</w:t>
       <w:br/>
       <w:br/>
     </w:r>

--- a/klagomål/A 27575-2025 FSC-klagomål.docx
+++ b/klagomål/A 27575-2025 FSC-klagomål.docx
@@ -1003,7 +1003,7 @@
     <w:r>
       <w:tab/>
       <w:tab/>
-      <w:t>2026-09-06</w:t>
+      <w:t>2026-09-07</w:t>
       <w:br/>
       <w:br/>
     </w:r>

--- a/klagomål/A 27575-2025 FSC-klagomål.docx
+++ b/klagomål/A 27575-2025 FSC-klagomål.docx
@@ -1003,7 +1003,7 @@
     <w:r>
       <w:tab/>
       <w:tab/>
-      <w:t>2026-09-07</w:t>
+      <w:t>2026-09-08</w:t>
       <w:br/>
       <w:br/>
     </w:r>

--- a/klagomål/A 27575-2025 FSC-klagomål.docx
+++ b/klagomål/A 27575-2025 FSC-klagomål.docx
@@ -1003,7 +1003,7 @@
     <w:r>
       <w:tab/>
       <w:tab/>
-      <w:t>2026-09-08</w:t>
+      <w:t>2026-09-09</w:t>
       <w:br/>
       <w:br/>
     </w:r>

--- a/klagomål/A 27575-2025 FSC-klagomål.docx
+++ b/klagomål/A 27575-2025 FSC-klagomål.docx
@@ -1003,7 +1003,7 @@
     <w:r>
       <w:tab/>
       <w:tab/>
-      <w:t>2026-09-09</w:t>
+      <w:t>2026-09-10</w:t>
       <w:br/>
       <w:br/>
     </w:r>

--- a/klagomål/A 27575-2025 FSC-klagomål.docx
+++ b/klagomål/A 27575-2025 FSC-klagomål.docx
@@ -1003,7 +1003,7 @@
     <w:r>
       <w:tab/>
       <w:tab/>
-      <w:t>2026-09-10</w:t>
+      <w:t>2026-09-11</w:t>
       <w:br/>
       <w:br/>
     </w:r>

--- a/klagomål/A 27575-2025 FSC-klagomål.docx
+++ b/klagomål/A 27575-2025 FSC-klagomål.docx
@@ -1003,7 +1003,7 @@
     <w:r>
       <w:tab/>
       <w:tab/>
-      <w:t>2026-09-11</w:t>
+      <w:t>2026-09-12</w:t>
       <w:br/>
       <w:br/>
     </w:r>

--- a/klagomål/A 27575-2025 FSC-klagomål.docx
+++ b/klagomål/A 27575-2025 FSC-klagomål.docx
@@ -1003,7 +1003,7 @@
     <w:r>
       <w:tab/>
       <w:tab/>
-      <w:t>2026-09-12</w:t>
+      <w:t>2026-09-13</w:t>
       <w:br/>
       <w:br/>
     </w:r>
